--- a/docs/tables/entire/sec10_lm_d365_surv.docx
+++ b/docs/tables/entire/sec10_lm_d365_surv.docx
@@ -2043,113 +2043,113 @@
                 <w:szCs w:val="22"/>
                 <w:color w:val="000000"/>
               </w:rPr>
-              <w:t xml:space="preserve">-5.5</w:t>
-            </w:r>
-          </w:p>
-        </w:tc>
-        <w:tc>
-          <w:tcPr>
-            <w:tcBorders>
-              <w:bottom w:val="none" w:sz="0" w:space="0" w:color="000000"/>
-              <w:top w:val="none" w:sz="0" w:space="0" w:color="000000"/>
-              <w:left w:val="none" w:sz="0" w:space="0" w:color="000000"/>
-              <w:right w:val="none" w:sz="0" w:space="0" w:color="000000"/>
-            </w:tcBorders>
-            <w:shd w:val="clear" w:color="auto" w:fill="FFFFFF"/>
-            <w:tcMar>
-              <w:top w:w="0" w:type="dxa"/>
-              <w:bottom w:w="0" w:type="dxa"/>
-              <w:left w:w="0" w:type="dxa"/>
-              <w:right w:w="0" w:type="dxa"/>
-            </w:tcMar>
-            <w:vAlign w:val="top"/>
-          </w:tcPr>
-          <w:p>
-            <w:pPr>
-              <w:pStyle w:val="Normal"/>
-              <w:jc w:val="center"/>
-              <w:pBdr>
-                <w:bottom w:val="none" w:sz="0" w:space="0" w:color="000000"/>
-                <w:top w:val="none" w:sz="0" w:space="0" w:color="000000"/>
-                <w:left w:val="none" w:sz="0" w:space="0" w:color="000000"/>
-                <w:right w:val="none" w:sz="0" w:space="0" w:color="000000"/>
-              </w:pBdr>
-              <w:spacing w:after="100" w:before="100" w:line="240"/>
-              <w:ind w:left="100" w:right="100" w:firstLine="0" w:firstLineChars="0"/>
-              <w:rPr>
-                <w:rFonts w:ascii="Helvetica" w:hAnsi="Helvetica" w:eastAsia="Helvetica" w:cs="Helvetica"/>
-                <w:i w:val="false"/>
-                <w:b w:val="false"/>
-                <w:u w:val="none"/>
-                <w:sz w:val="22"/>
-                <w:szCs w:val="22"/>
-                <w:color w:val="000000"/>
-              </w:rPr>
-            </w:pPr>
-            <w:r>
-              <w:rPr>
-                <w:rFonts w:ascii="Helvetica" w:hAnsi="Helvetica" w:eastAsia="Helvetica" w:cs="Helvetica"/>
-                <w:i w:val="false"/>
-                <w:b w:val="false"/>
-                <w:u w:val="none"/>
-                <w:sz w:val="22"/>
-                <w:szCs w:val="22"/>
-                <w:color w:val="000000"/>
-              </w:rPr>
-              <w:t xml:space="preserve">-8.5, -2.5</w:t>
-            </w:r>
-          </w:p>
-        </w:tc>
-        <w:tc>
-          <w:tcPr>
-            <w:tcBorders>
-              <w:bottom w:val="none" w:sz="0" w:space="0" w:color="000000"/>
-              <w:top w:val="none" w:sz="0" w:space="0" w:color="000000"/>
-              <w:left w:val="none" w:sz="0" w:space="0" w:color="000000"/>
-              <w:right w:val="none" w:sz="0" w:space="0" w:color="000000"/>
-            </w:tcBorders>
-            <w:shd w:val="clear" w:color="auto" w:fill="FFFFFF"/>
-            <w:tcMar>
-              <w:top w:w="0" w:type="dxa"/>
-              <w:bottom w:w="0" w:type="dxa"/>
-              <w:left w:w="0" w:type="dxa"/>
-              <w:right w:w="0" w:type="dxa"/>
-            </w:tcMar>
-            <w:vAlign w:val="top"/>
-          </w:tcPr>
-          <w:p>
-            <w:pPr>
-              <w:pStyle w:val="Normal"/>
-              <w:jc w:val="center"/>
-              <w:pBdr>
-                <w:bottom w:val="none" w:sz="0" w:space="0" w:color="000000"/>
-                <w:top w:val="none" w:sz="0" w:space="0" w:color="000000"/>
-                <w:left w:val="none" w:sz="0" w:space="0" w:color="000000"/>
-                <w:right w:val="none" w:sz="0" w:space="0" w:color="000000"/>
-              </w:pBdr>
-              <w:spacing w:after="100" w:before="100" w:line="240"/>
-              <w:ind w:left="100" w:right="100" w:firstLine="0" w:firstLineChars="0"/>
-              <w:rPr>
-                <w:rFonts w:ascii="Helvetica" w:hAnsi="Helvetica" w:eastAsia="Helvetica" w:cs="Helvetica"/>
-                <w:i w:val="false"/>
-                <w:b w:val="false"/>
-                <w:u w:val="none"/>
-                <w:sz w:val="22"/>
-                <w:szCs w:val="22"/>
-                <w:color w:val="000000"/>
-              </w:rPr>
-            </w:pPr>
-            <w:r>
-              <w:rPr>
-                <w:rFonts w:ascii="Helvetica" w:hAnsi="Helvetica" w:eastAsia="Helvetica" w:cs="Helvetica"/>
-                <w:i w:val="false"/>
-                <w:b w:val="false"/>
-                <w:u w:val="none"/>
-                <w:sz w:val="22"/>
-                <w:szCs w:val="22"/>
-                <w:color w:val="000000"/>
-              </w:rPr>
-              <w:t xml:space="preserve">&lt;0.001</w:t>
+              <w:t xml:space="preserve">-2.6</w:t>
+            </w:r>
+          </w:p>
+        </w:tc>
+        <w:tc>
+          <w:tcPr>
+            <w:tcBorders>
+              <w:bottom w:val="none" w:sz="0" w:space="0" w:color="000000"/>
+              <w:top w:val="none" w:sz="0" w:space="0" w:color="000000"/>
+              <w:left w:val="none" w:sz="0" w:space="0" w:color="000000"/>
+              <w:right w:val="none" w:sz="0" w:space="0" w:color="000000"/>
+            </w:tcBorders>
+            <w:shd w:val="clear" w:color="auto" w:fill="FFFFFF"/>
+            <w:tcMar>
+              <w:top w:w="0" w:type="dxa"/>
+              <w:bottom w:w="0" w:type="dxa"/>
+              <w:left w:w="0" w:type="dxa"/>
+              <w:right w:w="0" w:type="dxa"/>
+            </w:tcMar>
+            <w:vAlign w:val="top"/>
+          </w:tcPr>
+          <w:p>
+            <w:pPr>
+              <w:pStyle w:val="Normal"/>
+              <w:jc w:val="center"/>
+              <w:pBdr>
+                <w:bottom w:val="none" w:sz="0" w:space="0" w:color="000000"/>
+                <w:top w:val="none" w:sz="0" w:space="0" w:color="000000"/>
+                <w:left w:val="none" w:sz="0" w:space="0" w:color="000000"/>
+                <w:right w:val="none" w:sz="0" w:space="0" w:color="000000"/>
+              </w:pBdr>
+              <w:spacing w:after="100" w:before="100" w:line="240"/>
+              <w:ind w:left="100" w:right="100" w:firstLine="0" w:firstLineChars="0"/>
+              <w:rPr>
+                <w:rFonts w:ascii="Helvetica" w:hAnsi="Helvetica" w:eastAsia="Helvetica" w:cs="Helvetica"/>
+                <w:i w:val="false"/>
+                <w:b w:val="false"/>
+                <w:u w:val="none"/>
+                <w:sz w:val="22"/>
+                <w:szCs w:val="22"/>
+                <w:color w:val="000000"/>
+              </w:rPr>
+            </w:pPr>
+            <w:r>
+              <w:rPr>
+                <w:rFonts w:ascii="Helvetica" w:hAnsi="Helvetica" w:eastAsia="Helvetica" w:cs="Helvetica"/>
+                <w:i w:val="false"/>
+                <w:b w:val="false"/>
+                <w:u w:val="none"/>
+                <w:sz w:val="22"/>
+                <w:szCs w:val="22"/>
+                <w:color w:val="000000"/>
+              </w:rPr>
+              <w:t xml:space="preserve">-5.3, 0.07</w:t>
+            </w:r>
+          </w:p>
+        </w:tc>
+        <w:tc>
+          <w:tcPr>
+            <w:tcBorders>
+              <w:bottom w:val="none" w:sz="0" w:space="0" w:color="000000"/>
+              <w:top w:val="none" w:sz="0" w:space="0" w:color="000000"/>
+              <w:left w:val="none" w:sz="0" w:space="0" w:color="000000"/>
+              <w:right w:val="none" w:sz="0" w:space="0" w:color="000000"/>
+            </w:tcBorders>
+            <w:shd w:val="clear" w:color="auto" w:fill="FFFFFF"/>
+            <w:tcMar>
+              <w:top w:w="0" w:type="dxa"/>
+              <w:bottom w:w="0" w:type="dxa"/>
+              <w:left w:w="0" w:type="dxa"/>
+              <w:right w:w="0" w:type="dxa"/>
+            </w:tcMar>
+            <w:vAlign w:val="top"/>
+          </w:tcPr>
+          <w:p>
+            <w:pPr>
+              <w:pStyle w:val="Normal"/>
+              <w:jc w:val="center"/>
+              <w:pBdr>
+                <w:bottom w:val="none" w:sz="0" w:space="0" w:color="000000"/>
+                <w:top w:val="none" w:sz="0" w:space="0" w:color="000000"/>
+                <w:left w:val="none" w:sz="0" w:space="0" w:color="000000"/>
+                <w:right w:val="none" w:sz="0" w:space="0" w:color="000000"/>
+              </w:pBdr>
+              <w:spacing w:after="100" w:before="100" w:line="240"/>
+              <w:ind w:left="100" w:right="100" w:firstLine="0" w:firstLineChars="0"/>
+              <w:rPr>
+                <w:rFonts w:ascii="Helvetica" w:hAnsi="Helvetica" w:eastAsia="Helvetica" w:cs="Helvetica"/>
+                <w:i w:val="false"/>
+                <w:b w:val="false"/>
+                <w:u w:val="none"/>
+                <w:sz w:val="22"/>
+                <w:szCs w:val="22"/>
+                <w:color w:val="000000"/>
+              </w:rPr>
+            </w:pPr>
+            <w:r>
+              <w:rPr>
+                <w:rFonts w:ascii="Helvetica" w:hAnsi="Helvetica" w:eastAsia="Helvetica" w:cs="Helvetica"/>
+                <w:i w:val="false"/>
+                <w:b w:val="false"/>
+                <w:u w:val="none"/>
+                <w:sz w:val="22"/>
+                <w:szCs w:val="22"/>
+                <w:color w:val="000000"/>
+              </w:rPr>
+              <w:t xml:space="preserve">0.056</w:t>
             </w:r>
           </w:p>
         </w:tc>
@@ -2526,113 +2526,113 @@
                 <w:szCs w:val="22"/>
                 <w:color w:val="000000"/>
               </w:rPr>
-              <w:t xml:space="preserve">-0.10</w:t>
-            </w:r>
-          </w:p>
-        </w:tc>
-        <w:tc>
-          <w:tcPr>
-            <w:tcBorders>
-              <w:bottom w:val="none" w:sz="0" w:space="0" w:color="000000"/>
-              <w:top w:val="none" w:sz="0" w:space="0" w:color="000000"/>
-              <w:left w:val="none" w:sz="0" w:space="0" w:color="000000"/>
-              <w:right w:val="none" w:sz="0" w:space="0" w:color="000000"/>
-            </w:tcBorders>
-            <w:shd w:val="clear" w:color="auto" w:fill="FFFFFF"/>
-            <w:tcMar>
-              <w:top w:w="0" w:type="dxa"/>
-              <w:bottom w:w="0" w:type="dxa"/>
-              <w:left w:w="0" w:type="dxa"/>
-              <w:right w:w="0" w:type="dxa"/>
-            </w:tcMar>
-            <w:vAlign w:val="top"/>
-          </w:tcPr>
-          <w:p>
-            <w:pPr>
-              <w:pStyle w:val="Normal"/>
-              <w:jc w:val="center"/>
-              <w:pBdr>
-                <w:bottom w:val="none" w:sz="0" w:space="0" w:color="000000"/>
-                <w:top w:val="none" w:sz="0" w:space="0" w:color="000000"/>
-                <w:left w:val="none" w:sz="0" w:space="0" w:color="000000"/>
-                <w:right w:val="none" w:sz="0" w:space="0" w:color="000000"/>
-              </w:pBdr>
-              <w:spacing w:after="100" w:before="100" w:line="240"/>
-              <w:ind w:left="100" w:right="100" w:firstLine="0" w:firstLineChars="0"/>
-              <w:rPr>
-                <w:rFonts w:ascii="Helvetica" w:hAnsi="Helvetica" w:eastAsia="Helvetica" w:cs="Helvetica"/>
-                <w:i w:val="false"/>
-                <w:b w:val="false"/>
-                <w:u w:val="none"/>
-                <w:sz w:val="22"/>
-                <w:szCs w:val="22"/>
-                <w:color w:val="000000"/>
-              </w:rPr>
-            </w:pPr>
-            <w:r>
-              <w:rPr>
-                <w:rFonts w:ascii="Helvetica" w:hAnsi="Helvetica" w:eastAsia="Helvetica" w:cs="Helvetica"/>
-                <w:i w:val="false"/>
-                <w:b w:val="false"/>
-                <w:u w:val="none"/>
-                <w:sz w:val="22"/>
-                <w:szCs w:val="22"/>
-                <w:color w:val="000000"/>
-              </w:rPr>
-              <w:t xml:space="preserve">-0.23, 0.03</w:t>
-            </w:r>
-          </w:p>
-        </w:tc>
-        <w:tc>
-          <w:tcPr>
-            <w:tcBorders>
-              <w:bottom w:val="none" w:sz="0" w:space="0" w:color="000000"/>
-              <w:top w:val="none" w:sz="0" w:space="0" w:color="000000"/>
-              <w:left w:val="none" w:sz="0" w:space="0" w:color="000000"/>
-              <w:right w:val="none" w:sz="0" w:space="0" w:color="000000"/>
-            </w:tcBorders>
-            <w:shd w:val="clear" w:color="auto" w:fill="FFFFFF"/>
-            <w:tcMar>
-              <w:top w:w="0" w:type="dxa"/>
-              <w:bottom w:w="0" w:type="dxa"/>
-              <w:left w:w="0" w:type="dxa"/>
-              <w:right w:w="0" w:type="dxa"/>
-            </w:tcMar>
-            <w:vAlign w:val="top"/>
-          </w:tcPr>
-          <w:p>
-            <w:pPr>
-              <w:pStyle w:val="Normal"/>
-              <w:jc w:val="center"/>
-              <w:pBdr>
-                <w:bottom w:val="none" w:sz="0" w:space="0" w:color="000000"/>
-                <w:top w:val="none" w:sz="0" w:space="0" w:color="000000"/>
-                <w:left w:val="none" w:sz="0" w:space="0" w:color="000000"/>
-                <w:right w:val="none" w:sz="0" w:space="0" w:color="000000"/>
-              </w:pBdr>
-              <w:spacing w:after="100" w:before="100" w:line="240"/>
-              <w:ind w:left="100" w:right="100" w:firstLine="0" w:firstLineChars="0"/>
-              <w:rPr>
-                <w:rFonts w:ascii="Helvetica" w:hAnsi="Helvetica" w:eastAsia="Helvetica" w:cs="Helvetica"/>
-                <w:i w:val="false"/>
-                <w:b w:val="false"/>
-                <w:u w:val="none"/>
-                <w:sz w:val="22"/>
-                <w:szCs w:val="22"/>
-                <w:color w:val="000000"/>
-              </w:rPr>
-            </w:pPr>
-            <w:r>
-              <w:rPr>
-                <w:rFonts w:ascii="Helvetica" w:hAnsi="Helvetica" w:eastAsia="Helvetica" w:cs="Helvetica"/>
-                <w:i w:val="false"/>
-                <w:b w:val="false"/>
-                <w:u w:val="none"/>
-                <w:sz w:val="22"/>
-                <w:szCs w:val="22"/>
-                <w:color w:val="000000"/>
-              </w:rPr>
-              <w:t xml:space="preserve">0.133</w:t>
+              <w:t xml:space="preserve">-0.14</w:t>
+            </w:r>
+          </w:p>
+        </w:tc>
+        <w:tc>
+          <w:tcPr>
+            <w:tcBorders>
+              <w:bottom w:val="none" w:sz="0" w:space="0" w:color="000000"/>
+              <w:top w:val="none" w:sz="0" w:space="0" w:color="000000"/>
+              <w:left w:val="none" w:sz="0" w:space="0" w:color="000000"/>
+              <w:right w:val="none" w:sz="0" w:space="0" w:color="000000"/>
+            </w:tcBorders>
+            <w:shd w:val="clear" w:color="auto" w:fill="FFFFFF"/>
+            <w:tcMar>
+              <w:top w:w="0" w:type="dxa"/>
+              <w:bottom w:w="0" w:type="dxa"/>
+              <w:left w:w="0" w:type="dxa"/>
+              <w:right w:w="0" w:type="dxa"/>
+            </w:tcMar>
+            <w:vAlign w:val="top"/>
+          </w:tcPr>
+          <w:p>
+            <w:pPr>
+              <w:pStyle w:val="Normal"/>
+              <w:jc w:val="center"/>
+              <w:pBdr>
+                <w:bottom w:val="none" w:sz="0" w:space="0" w:color="000000"/>
+                <w:top w:val="none" w:sz="0" w:space="0" w:color="000000"/>
+                <w:left w:val="none" w:sz="0" w:space="0" w:color="000000"/>
+                <w:right w:val="none" w:sz="0" w:space="0" w:color="000000"/>
+              </w:pBdr>
+              <w:spacing w:after="100" w:before="100" w:line="240"/>
+              <w:ind w:left="100" w:right="100" w:firstLine="0" w:firstLineChars="0"/>
+              <w:rPr>
+                <w:rFonts w:ascii="Helvetica" w:hAnsi="Helvetica" w:eastAsia="Helvetica" w:cs="Helvetica"/>
+                <w:i w:val="false"/>
+                <w:b w:val="false"/>
+                <w:u w:val="none"/>
+                <w:sz w:val="22"/>
+                <w:szCs w:val="22"/>
+                <w:color w:val="000000"/>
+              </w:rPr>
+            </w:pPr>
+            <w:r>
+              <w:rPr>
+                <w:rFonts w:ascii="Helvetica" w:hAnsi="Helvetica" w:eastAsia="Helvetica" w:cs="Helvetica"/>
+                <w:i w:val="false"/>
+                <w:b w:val="false"/>
+                <w:u w:val="none"/>
+                <w:sz w:val="22"/>
+                <w:szCs w:val="22"/>
+                <w:color w:val="000000"/>
+              </w:rPr>
+              <w:t xml:space="preserve">-0.27, -0.01</w:t>
+            </w:r>
+          </w:p>
+        </w:tc>
+        <w:tc>
+          <w:tcPr>
+            <w:tcBorders>
+              <w:bottom w:val="none" w:sz="0" w:space="0" w:color="000000"/>
+              <w:top w:val="none" w:sz="0" w:space="0" w:color="000000"/>
+              <w:left w:val="none" w:sz="0" w:space="0" w:color="000000"/>
+              <w:right w:val="none" w:sz="0" w:space="0" w:color="000000"/>
+            </w:tcBorders>
+            <w:shd w:val="clear" w:color="auto" w:fill="FFFFFF"/>
+            <w:tcMar>
+              <w:top w:w="0" w:type="dxa"/>
+              <w:bottom w:w="0" w:type="dxa"/>
+              <w:left w:w="0" w:type="dxa"/>
+              <w:right w:w="0" w:type="dxa"/>
+            </w:tcMar>
+            <w:vAlign w:val="top"/>
+          </w:tcPr>
+          <w:p>
+            <w:pPr>
+              <w:pStyle w:val="Normal"/>
+              <w:jc w:val="center"/>
+              <w:pBdr>
+                <w:bottom w:val="none" w:sz="0" w:space="0" w:color="000000"/>
+                <w:top w:val="none" w:sz="0" w:space="0" w:color="000000"/>
+                <w:left w:val="none" w:sz="0" w:space="0" w:color="000000"/>
+                <w:right w:val="none" w:sz="0" w:space="0" w:color="000000"/>
+              </w:pBdr>
+              <w:spacing w:after="100" w:before="100" w:line="240"/>
+              <w:ind w:left="100" w:right="100" w:firstLine="0" w:firstLineChars="0"/>
+              <w:rPr>
+                <w:rFonts w:ascii="Helvetica" w:hAnsi="Helvetica" w:eastAsia="Helvetica" w:cs="Helvetica"/>
+                <w:i w:val="false"/>
+                <w:b w:val="false"/>
+                <w:u w:val="none"/>
+                <w:sz w:val="22"/>
+                <w:szCs w:val="22"/>
+                <w:color w:val="000000"/>
+              </w:rPr>
+            </w:pPr>
+            <w:r>
+              <w:rPr>
+                <w:rFonts w:ascii="Helvetica" w:hAnsi="Helvetica" w:eastAsia="Helvetica" w:cs="Helvetica"/>
+                <w:i w:val="false"/>
+                <w:b w:val="false"/>
+                <w:u w:val="none"/>
+                <w:sz w:val="22"/>
+                <w:szCs w:val="22"/>
+                <w:color w:val="000000"/>
+              </w:rPr>
+              <w:t xml:space="preserve">0.035</w:t>
             </w:r>
           </w:p>
         </w:tc>
@@ -3975,113 +3975,113 @@
                 <w:szCs w:val="22"/>
                 <w:color w:val="000000"/>
               </w:rPr>
-              <w:t xml:space="preserve">-1.5</w:t>
-            </w:r>
-          </w:p>
-        </w:tc>
-        <w:tc>
-          <w:tcPr>
-            <w:tcBorders>
-              <w:bottom w:val="none" w:sz="0" w:space="0" w:color="000000"/>
-              <w:top w:val="none" w:sz="0" w:space="0" w:color="000000"/>
-              <w:left w:val="none" w:sz="0" w:space="0" w:color="000000"/>
-              <w:right w:val="none" w:sz="0" w:space="0" w:color="000000"/>
-            </w:tcBorders>
-            <w:shd w:val="clear" w:color="auto" w:fill="FFFFFF"/>
-            <w:tcMar>
-              <w:top w:w="0" w:type="dxa"/>
-              <w:bottom w:w="0" w:type="dxa"/>
-              <w:left w:w="0" w:type="dxa"/>
-              <w:right w:w="0" w:type="dxa"/>
-            </w:tcMar>
-            <w:vAlign w:val="top"/>
-          </w:tcPr>
-          <w:p>
-            <w:pPr>
-              <w:pStyle w:val="Normal"/>
-              <w:jc w:val="center"/>
-              <w:pBdr>
-                <w:bottom w:val="none" w:sz="0" w:space="0" w:color="000000"/>
-                <w:top w:val="none" w:sz="0" w:space="0" w:color="000000"/>
-                <w:left w:val="none" w:sz="0" w:space="0" w:color="000000"/>
-                <w:right w:val="none" w:sz="0" w:space="0" w:color="000000"/>
-              </w:pBdr>
-              <w:spacing w:after="100" w:before="100" w:line="240"/>
-              <w:ind w:left="100" w:right="100" w:firstLine="0" w:firstLineChars="0"/>
-              <w:rPr>
-                <w:rFonts w:ascii="Helvetica" w:hAnsi="Helvetica" w:eastAsia="Helvetica" w:cs="Helvetica"/>
-                <w:i w:val="false"/>
-                <w:b w:val="false"/>
-                <w:u w:val="none"/>
-                <w:sz w:val="22"/>
-                <w:szCs w:val="22"/>
-                <w:color w:val="000000"/>
-              </w:rPr>
-            </w:pPr>
-            <w:r>
-              <w:rPr>
-                <w:rFonts w:ascii="Helvetica" w:hAnsi="Helvetica" w:eastAsia="Helvetica" w:cs="Helvetica"/>
-                <w:i w:val="false"/>
-                <w:b w:val="false"/>
-                <w:u w:val="none"/>
-                <w:sz w:val="22"/>
-                <w:szCs w:val="22"/>
-                <w:color w:val="000000"/>
-              </w:rPr>
-              <w:t xml:space="preserve">-4.8, 1.8</w:t>
-            </w:r>
-          </w:p>
-        </w:tc>
-        <w:tc>
-          <w:tcPr>
-            <w:tcBorders>
-              <w:bottom w:val="none" w:sz="0" w:space="0" w:color="000000"/>
-              <w:top w:val="none" w:sz="0" w:space="0" w:color="000000"/>
-              <w:left w:val="none" w:sz="0" w:space="0" w:color="000000"/>
-              <w:right w:val="none" w:sz="0" w:space="0" w:color="000000"/>
-            </w:tcBorders>
-            <w:shd w:val="clear" w:color="auto" w:fill="FFFFFF"/>
-            <w:tcMar>
-              <w:top w:w="0" w:type="dxa"/>
-              <w:bottom w:w="0" w:type="dxa"/>
-              <w:left w:w="0" w:type="dxa"/>
-              <w:right w:w="0" w:type="dxa"/>
-            </w:tcMar>
-            <w:vAlign w:val="top"/>
-          </w:tcPr>
-          <w:p>
-            <w:pPr>
-              <w:pStyle w:val="Normal"/>
-              <w:jc w:val="center"/>
-              <w:pBdr>
-                <w:bottom w:val="none" w:sz="0" w:space="0" w:color="000000"/>
-                <w:top w:val="none" w:sz="0" w:space="0" w:color="000000"/>
-                <w:left w:val="none" w:sz="0" w:space="0" w:color="000000"/>
-                <w:right w:val="none" w:sz="0" w:space="0" w:color="000000"/>
-              </w:pBdr>
-              <w:spacing w:after="100" w:before="100" w:line="240"/>
-              <w:ind w:left="100" w:right="100" w:firstLine="0" w:firstLineChars="0"/>
-              <w:rPr>
-                <w:rFonts w:ascii="Helvetica" w:hAnsi="Helvetica" w:eastAsia="Helvetica" w:cs="Helvetica"/>
-                <w:i w:val="false"/>
-                <w:b w:val="false"/>
-                <w:u w:val="none"/>
-                <w:sz w:val="22"/>
-                <w:szCs w:val="22"/>
-                <w:color w:val="000000"/>
-              </w:rPr>
-            </w:pPr>
-            <w:r>
-              <w:rPr>
-                <w:rFonts w:ascii="Helvetica" w:hAnsi="Helvetica" w:eastAsia="Helvetica" w:cs="Helvetica"/>
-                <w:i w:val="false"/>
-                <w:b w:val="false"/>
-                <w:u w:val="none"/>
-                <w:sz w:val="22"/>
-                <w:szCs w:val="22"/>
-                <w:color w:val="000000"/>
-              </w:rPr>
-              <w:t xml:space="preserve">0.372</w:t>
+              <w:t xml:space="preserve">-1.3</w:t>
+            </w:r>
+          </w:p>
+        </w:tc>
+        <w:tc>
+          <w:tcPr>
+            <w:tcBorders>
+              <w:bottom w:val="none" w:sz="0" w:space="0" w:color="000000"/>
+              <w:top w:val="none" w:sz="0" w:space="0" w:color="000000"/>
+              <w:left w:val="none" w:sz="0" w:space="0" w:color="000000"/>
+              <w:right w:val="none" w:sz="0" w:space="0" w:color="000000"/>
+            </w:tcBorders>
+            <w:shd w:val="clear" w:color="auto" w:fill="FFFFFF"/>
+            <w:tcMar>
+              <w:top w:w="0" w:type="dxa"/>
+              <w:bottom w:w="0" w:type="dxa"/>
+              <w:left w:w="0" w:type="dxa"/>
+              <w:right w:w="0" w:type="dxa"/>
+            </w:tcMar>
+            <w:vAlign w:val="top"/>
+          </w:tcPr>
+          <w:p>
+            <w:pPr>
+              <w:pStyle w:val="Normal"/>
+              <w:jc w:val="center"/>
+              <w:pBdr>
+                <w:bottom w:val="none" w:sz="0" w:space="0" w:color="000000"/>
+                <w:top w:val="none" w:sz="0" w:space="0" w:color="000000"/>
+                <w:left w:val="none" w:sz="0" w:space="0" w:color="000000"/>
+                <w:right w:val="none" w:sz="0" w:space="0" w:color="000000"/>
+              </w:pBdr>
+              <w:spacing w:after="100" w:before="100" w:line="240"/>
+              <w:ind w:left="100" w:right="100" w:firstLine="0" w:firstLineChars="0"/>
+              <w:rPr>
+                <w:rFonts w:ascii="Helvetica" w:hAnsi="Helvetica" w:eastAsia="Helvetica" w:cs="Helvetica"/>
+                <w:i w:val="false"/>
+                <w:b w:val="false"/>
+                <w:u w:val="none"/>
+                <w:sz w:val="22"/>
+                <w:szCs w:val="22"/>
+                <w:color w:val="000000"/>
+              </w:rPr>
+            </w:pPr>
+            <w:r>
+              <w:rPr>
+                <w:rFonts w:ascii="Helvetica" w:hAnsi="Helvetica" w:eastAsia="Helvetica" w:cs="Helvetica"/>
+                <w:i w:val="false"/>
+                <w:b w:val="false"/>
+                <w:u w:val="none"/>
+                <w:sz w:val="22"/>
+                <w:szCs w:val="22"/>
+                <w:color w:val="000000"/>
+              </w:rPr>
+              <w:t xml:space="preserve">-4.6, 2.0</w:t>
+            </w:r>
+          </w:p>
+        </w:tc>
+        <w:tc>
+          <w:tcPr>
+            <w:tcBorders>
+              <w:bottom w:val="none" w:sz="0" w:space="0" w:color="000000"/>
+              <w:top w:val="none" w:sz="0" w:space="0" w:color="000000"/>
+              <w:left w:val="none" w:sz="0" w:space="0" w:color="000000"/>
+              <w:right w:val="none" w:sz="0" w:space="0" w:color="000000"/>
+            </w:tcBorders>
+            <w:shd w:val="clear" w:color="auto" w:fill="FFFFFF"/>
+            <w:tcMar>
+              <w:top w:w="0" w:type="dxa"/>
+              <w:bottom w:w="0" w:type="dxa"/>
+              <w:left w:w="0" w:type="dxa"/>
+              <w:right w:w="0" w:type="dxa"/>
+            </w:tcMar>
+            <w:vAlign w:val="top"/>
+          </w:tcPr>
+          <w:p>
+            <w:pPr>
+              <w:pStyle w:val="Normal"/>
+              <w:jc w:val="center"/>
+              <w:pBdr>
+                <w:bottom w:val="none" w:sz="0" w:space="0" w:color="000000"/>
+                <w:top w:val="none" w:sz="0" w:space="0" w:color="000000"/>
+                <w:left w:val="none" w:sz="0" w:space="0" w:color="000000"/>
+                <w:right w:val="none" w:sz="0" w:space="0" w:color="000000"/>
+              </w:pBdr>
+              <w:spacing w:after="100" w:before="100" w:line="240"/>
+              <w:ind w:left="100" w:right="100" w:firstLine="0" w:firstLineChars="0"/>
+              <w:rPr>
+                <w:rFonts w:ascii="Helvetica" w:hAnsi="Helvetica" w:eastAsia="Helvetica" w:cs="Helvetica"/>
+                <w:i w:val="false"/>
+                <w:b w:val="false"/>
+                <w:u w:val="none"/>
+                <w:sz w:val="22"/>
+                <w:szCs w:val="22"/>
+                <w:color w:val="000000"/>
+              </w:rPr>
+            </w:pPr>
+            <w:r>
+              <w:rPr>
+                <w:rFonts w:ascii="Helvetica" w:hAnsi="Helvetica" w:eastAsia="Helvetica" w:cs="Helvetica"/>
+                <w:i w:val="false"/>
+                <w:b w:val="false"/>
+                <w:u w:val="none"/>
+                <w:sz w:val="22"/>
+                <w:szCs w:val="22"/>
+                <w:color w:val="000000"/>
+              </w:rPr>
+              <w:t xml:space="preserve">0.435</w:t>
             </w:r>
           </w:p>
         </w:tc>
@@ -4511,60 +4511,60 @@
                 <w:szCs w:val="22"/>
                 <w:color w:val="000000"/>
               </w:rPr>
-              <w:t xml:space="preserve">-0.86, 0.11</w:t>
-            </w:r>
-          </w:p>
-        </w:tc>
-        <w:tc>
-          <w:tcPr>
-            <w:tcBorders>
-              <w:bottom w:val="none" w:sz="0" w:space="0" w:color="000000"/>
-              <w:top w:val="none" w:sz="0" w:space="0" w:color="000000"/>
-              <w:left w:val="none" w:sz="0" w:space="0" w:color="000000"/>
-              <w:right w:val="none" w:sz="0" w:space="0" w:color="000000"/>
-            </w:tcBorders>
-            <w:shd w:val="clear" w:color="auto" w:fill="FFFFFF"/>
-            <w:tcMar>
-              <w:top w:w="0" w:type="dxa"/>
-              <w:bottom w:w="0" w:type="dxa"/>
-              <w:left w:w="0" w:type="dxa"/>
-              <w:right w:w="0" w:type="dxa"/>
-            </w:tcMar>
-            <w:vAlign w:val="top"/>
-          </w:tcPr>
-          <w:p>
-            <w:pPr>
-              <w:pStyle w:val="Normal"/>
-              <w:jc w:val="center"/>
-              <w:pBdr>
-                <w:bottom w:val="none" w:sz="0" w:space="0" w:color="000000"/>
-                <w:top w:val="none" w:sz="0" w:space="0" w:color="000000"/>
-                <w:left w:val="none" w:sz="0" w:space="0" w:color="000000"/>
-                <w:right w:val="none" w:sz="0" w:space="0" w:color="000000"/>
-              </w:pBdr>
-              <w:spacing w:after="100" w:before="100" w:line="240"/>
-              <w:ind w:left="100" w:right="100" w:firstLine="0" w:firstLineChars="0"/>
-              <w:rPr>
-                <w:rFonts w:ascii="Helvetica" w:hAnsi="Helvetica" w:eastAsia="Helvetica" w:cs="Helvetica"/>
-                <w:i w:val="false"/>
-                <w:b w:val="false"/>
-                <w:u w:val="none"/>
-                <w:sz w:val="22"/>
-                <w:szCs w:val="22"/>
-                <w:color w:val="000000"/>
-              </w:rPr>
-            </w:pPr>
-            <w:r>
-              <w:rPr>
-                <w:rFonts w:ascii="Helvetica" w:hAnsi="Helvetica" w:eastAsia="Helvetica" w:cs="Helvetica"/>
-                <w:i w:val="false"/>
-                <w:b w:val="false"/>
-                <w:u w:val="none"/>
-                <w:sz w:val="22"/>
-                <w:szCs w:val="22"/>
-                <w:color w:val="000000"/>
-              </w:rPr>
-              <w:t xml:space="preserve">0.125</w:t>
+              <w:t xml:space="preserve">-0.85, 0.10</w:t>
+            </w:r>
+          </w:p>
+        </w:tc>
+        <w:tc>
+          <w:tcPr>
+            <w:tcBorders>
+              <w:bottom w:val="none" w:sz="0" w:space="0" w:color="000000"/>
+              <w:top w:val="none" w:sz="0" w:space="0" w:color="000000"/>
+              <w:left w:val="none" w:sz="0" w:space="0" w:color="000000"/>
+              <w:right w:val="none" w:sz="0" w:space="0" w:color="000000"/>
+            </w:tcBorders>
+            <w:shd w:val="clear" w:color="auto" w:fill="FFFFFF"/>
+            <w:tcMar>
+              <w:top w:w="0" w:type="dxa"/>
+              <w:bottom w:w="0" w:type="dxa"/>
+              <w:left w:w="0" w:type="dxa"/>
+              <w:right w:w="0" w:type="dxa"/>
+            </w:tcMar>
+            <w:vAlign w:val="top"/>
+          </w:tcPr>
+          <w:p>
+            <w:pPr>
+              <w:pStyle w:val="Normal"/>
+              <w:jc w:val="center"/>
+              <w:pBdr>
+                <w:bottom w:val="none" w:sz="0" w:space="0" w:color="000000"/>
+                <w:top w:val="none" w:sz="0" w:space="0" w:color="000000"/>
+                <w:left w:val="none" w:sz="0" w:space="0" w:color="000000"/>
+                <w:right w:val="none" w:sz="0" w:space="0" w:color="000000"/>
+              </w:pBdr>
+              <w:spacing w:after="100" w:before="100" w:line="240"/>
+              <w:ind w:left="100" w:right="100" w:firstLine="0" w:firstLineChars="0"/>
+              <w:rPr>
+                <w:rFonts w:ascii="Helvetica" w:hAnsi="Helvetica" w:eastAsia="Helvetica" w:cs="Helvetica"/>
+                <w:i w:val="false"/>
+                <w:b w:val="false"/>
+                <w:u w:val="none"/>
+                <w:sz w:val="22"/>
+                <w:szCs w:val="22"/>
+                <w:color w:val="000000"/>
+              </w:rPr>
+            </w:pPr>
+            <w:r>
+              <w:rPr>
+                <w:rFonts w:ascii="Helvetica" w:hAnsi="Helvetica" w:eastAsia="Helvetica" w:cs="Helvetica"/>
+                <w:i w:val="false"/>
+                <w:b w:val="false"/>
+                <w:u w:val="none"/>
+                <w:sz w:val="22"/>
+                <w:szCs w:val="22"/>
+                <w:color w:val="000000"/>
+              </w:rPr>
+              <w:t xml:space="preserve">0.121</w:t>
             </w:r>
           </w:p>
         </w:tc>
@@ -5907,113 +5907,113 @@
                 <w:szCs w:val="22"/>
                 <w:color w:val="000000"/>
               </w:rPr>
-              <w:t xml:space="preserve">-2.3</w:t>
-            </w:r>
-          </w:p>
-        </w:tc>
-        <w:tc>
-          <w:tcPr>
-            <w:tcBorders>
-              <w:bottom w:val="none" w:sz="0" w:space="0" w:color="000000"/>
-              <w:top w:val="none" w:sz="0" w:space="0" w:color="000000"/>
-              <w:left w:val="none" w:sz="0" w:space="0" w:color="000000"/>
-              <w:right w:val="none" w:sz="0" w:space="0" w:color="000000"/>
-            </w:tcBorders>
-            <w:shd w:val="clear" w:color="auto" w:fill="FFFFFF"/>
-            <w:tcMar>
-              <w:top w:w="0" w:type="dxa"/>
-              <w:bottom w:w="0" w:type="dxa"/>
-              <w:left w:w="0" w:type="dxa"/>
-              <w:right w:w="0" w:type="dxa"/>
-            </w:tcMar>
-            <w:vAlign w:val="top"/>
-          </w:tcPr>
-          <w:p>
-            <w:pPr>
-              <w:pStyle w:val="Normal"/>
-              <w:jc w:val="center"/>
-              <w:pBdr>
-                <w:bottom w:val="none" w:sz="0" w:space="0" w:color="000000"/>
-                <w:top w:val="none" w:sz="0" w:space="0" w:color="000000"/>
-                <w:left w:val="none" w:sz="0" w:space="0" w:color="000000"/>
-                <w:right w:val="none" w:sz="0" w:space="0" w:color="000000"/>
-              </w:pBdr>
-              <w:spacing w:after="100" w:before="100" w:line="240"/>
-              <w:ind w:left="100" w:right="100" w:firstLine="0" w:firstLineChars="0"/>
-              <w:rPr>
-                <w:rFonts w:ascii="Helvetica" w:hAnsi="Helvetica" w:eastAsia="Helvetica" w:cs="Helvetica"/>
-                <w:i w:val="false"/>
-                <w:b w:val="false"/>
-                <w:u w:val="none"/>
-                <w:sz w:val="22"/>
-                <w:szCs w:val="22"/>
-                <w:color w:val="000000"/>
-              </w:rPr>
-            </w:pPr>
-            <w:r>
-              <w:rPr>
-                <w:rFonts w:ascii="Helvetica" w:hAnsi="Helvetica" w:eastAsia="Helvetica" w:cs="Helvetica"/>
-                <w:i w:val="false"/>
-                <w:b w:val="false"/>
-                <w:u w:val="none"/>
-                <w:sz w:val="22"/>
-                <w:szCs w:val="22"/>
-                <w:color w:val="000000"/>
-              </w:rPr>
-              <w:t xml:space="preserve">-5.1, 0.53</w:t>
-            </w:r>
-          </w:p>
-        </w:tc>
-        <w:tc>
-          <w:tcPr>
-            <w:tcBorders>
-              <w:bottom w:val="none" w:sz="0" w:space="0" w:color="000000"/>
-              <w:top w:val="none" w:sz="0" w:space="0" w:color="000000"/>
-              <w:left w:val="none" w:sz="0" w:space="0" w:color="000000"/>
-              <w:right w:val="none" w:sz="0" w:space="0" w:color="000000"/>
-            </w:tcBorders>
-            <w:shd w:val="clear" w:color="auto" w:fill="FFFFFF"/>
-            <w:tcMar>
-              <w:top w:w="0" w:type="dxa"/>
-              <w:bottom w:w="0" w:type="dxa"/>
-              <w:left w:w="0" w:type="dxa"/>
-              <w:right w:w="0" w:type="dxa"/>
-            </w:tcMar>
-            <w:vAlign w:val="top"/>
-          </w:tcPr>
-          <w:p>
-            <w:pPr>
-              <w:pStyle w:val="Normal"/>
-              <w:jc w:val="center"/>
-              <w:pBdr>
-                <w:bottom w:val="none" w:sz="0" w:space="0" w:color="000000"/>
-                <w:top w:val="none" w:sz="0" w:space="0" w:color="000000"/>
-                <w:left w:val="none" w:sz="0" w:space="0" w:color="000000"/>
-                <w:right w:val="none" w:sz="0" w:space="0" w:color="000000"/>
-              </w:pBdr>
-              <w:spacing w:after="100" w:before="100" w:line="240"/>
-              <w:ind w:left="100" w:right="100" w:firstLine="0" w:firstLineChars="0"/>
-              <w:rPr>
-                <w:rFonts w:ascii="Helvetica" w:hAnsi="Helvetica" w:eastAsia="Helvetica" w:cs="Helvetica"/>
-                <w:i w:val="false"/>
-                <w:b w:val="false"/>
-                <w:u w:val="none"/>
-                <w:sz w:val="22"/>
-                <w:szCs w:val="22"/>
-                <w:color w:val="000000"/>
-              </w:rPr>
-            </w:pPr>
-            <w:r>
-              <w:rPr>
-                <w:rFonts w:ascii="Helvetica" w:hAnsi="Helvetica" w:eastAsia="Helvetica" w:cs="Helvetica"/>
-                <w:i w:val="false"/>
-                <w:b w:val="false"/>
-                <w:u w:val="none"/>
-                <w:sz w:val="22"/>
-                <w:szCs w:val="22"/>
-                <w:color w:val="000000"/>
-              </w:rPr>
-              <w:t xml:space="preserve">0.111</w:t>
+              <w:t xml:space="preserve">-2.1</w:t>
+            </w:r>
+          </w:p>
+        </w:tc>
+        <w:tc>
+          <w:tcPr>
+            <w:tcBorders>
+              <w:bottom w:val="none" w:sz="0" w:space="0" w:color="000000"/>
+              <w:top w:val="none" w:sz="0" w:space="0" w:color="000000"/>
+              <w:left w:val="none" w:sz="0" w:space="0" w:color="000000"/>
+              <w:right w:val="none" w:sz="0" w:space="0" w:color="000000"/>
+            </w:tcBorders>
+            <w:shd w:val="clear" w:color="auto" w:fill="FFFFFF"/>
+            <w:tcMar>
+              <w:top w:w="0" w:type="dxa"/>
+              <w:bottom w:w="0" w:type="dxa"/>
+              <w:left w:w="0" w:type="dxa"/>
+              <w:right w:w="0" w:type="dxa"/>
+            </w:tcMar>
+            <w:vAlign w:val="top"/>
+          </w:tcPr>
+          <w:p>
+            <w:pPr>
+              <w:pStyle w:val="Normal"/>
+              <w:jc w:val="center"/>
+              <w:pBdr>
+                <w:bottom w:val="none" w:sz="0" w:space="0" w:color="000000"/>
+                <w:top w:val="none" w:sz="0" w:space="0" w:color="000000"/>
+                <w:left w:val="none" w:sz="0" w:space="0" w:color="000000"/>
+                <w:right w:val="none" w:sz="0" w:space="0" w:color="000000"/>
+              </w:pBdr>
+              <w:spacing w:after="100" w:before="100" w:line="240"/>
+              <w:ind w:left="100" w:right="100" w:firstLine="0" w:firstLineChars="0"/>
+              <w:rPr>
+                <w:rFonts w:ascii="Helvetica" w:hAnsi="Helvetica" w:eastAsia="Helvetica" w:cs="Helvetica"/>
+                <w:i w:val="false"/>
+                <w:b w:val="false"/>
+                <w:u w:val="none"/>
+                <w:sz w:val="22"/>
+                <w:szCs w:val="22"/>
+                <w:color w:val="000000"/>
+              </w:rPr>
+            </w:pPr>
+            <w:r>
+              <w:rPr>
+                <w:rFonts w:ascii="Helvetica" w:hAnsi="Helvetica" w:eastAsia="Helvetica" w:cs="Helvetica"/>
+                <w:i w:val="false"/>
+                <w:b w:val="false"/>
+                <w:u w:val="none"/>
+                <w:sz w:val="22"/>
+                <w:szCs w:val="22"/>
+                <w:color w:val="000000"/>
+              </w:rPr>
+              <w:t xml:space="preserve">-4.9, 0.70</w:t>
+            </w:r>
+          </w:p>
+        </w:tc>
+        <w:tc>
+          <w:tcPr>
+            <w:tcBorders>
+              <w:bottom w:val="none" w:sz="0" w:space="0" w:color="000000"/>
+              <w:top w:val="none" w:sz="0" w:space="0" w:color="000000"/>
+              <w:left w:val="none" w:sz="0" w:space="0" w:color="000000"/>
+              <w:right w:val="none" w:sz="0" w:space="0" w:color="000000"/>
+            </w:tcBorders>
+            <w:shd w:val="clear" w:color="auto" w:fill="FFFFFF"/>
+            <w:tcMar>
+              <w:top w:w="0" w:type="dxa"/>
+              <w:bottom w:w="0" w:type="dxa"/>
+              <w:left w:w="0" w:type="dxa"/>
+              <w:right w:w="0" w:type="dxa"/>
+            </w:tcMar>
+            <w:vAlign w:val="top"/>
+          </w:tcPr>
+          <w:p>
+            <w:pPr>
+              <w:pStyle w:val="Normal"/>
+              <w:jc w:val="center"/>
+              <w:pBdr>
+                <w:bottom w:val="none" w:sz="0" w:space="0" w:color="000000"/>
+                <w:top w:val="none" w:sz="0" w:space="0" w:color="000000"/>
+                <w:left w:val="none" w:sz="0" w:space="0" w:color="000000"/>
+                <w:right w:val="none" w:sz="0" w:space="0" w:color="000000"/>
+              </w:pBdr>
+              <w:spacing w:after="100" w:before="100" w:line="240"/>
+              <w:ind w:left="100" w:right="100" w:firstLine="0" w:firstLineChars="0"/>
+              <w:rPr>
+                <w:rFonts w:ascii="Helvetica" w:hAnsi="Helvetica" w:eastAsia="Helvetica" w:cs="Helvetica"/>
+                <w:i w:val="false"/>
+                <w:b w:val="false"/>
+                <w:u w:val="none"/>
+                <w:sz w:val="22"/>
+                <w:szCs w:val="22"/>
+                <w:color w:val="000000"/>
+              </w:rPr>
+            </w:pPr>
+            <w:r>
+              <w:rPr>
+                <w:rFonts w:ascii="Helvetica" w:hAnsi="Helvetica" w:eastAsia="Helvetica" w:cs="Helvetica"/>
+                <w:i w:val="false"/>
+                <w:b w:val="false"/>
+                <w:u w:val="none"/>
+                <w:sz w:val="22"/>
+                <w:szCs w:val="22"/>
+                <w:color w:val="000000"/>
+              </w:rPr>
+              <w:t xml:space="preserve">0.141</w:t>
             </w:r>
           </w:p>
         </w:tc>
@@ -7356,113 +7356,113 @@
                 <w:szCs w:val="22"/>
                 <w:color w:val="000000"/>
               </w:rPr>
-              <w:t xml:space="preserve">-8.0</w:t>
-            </w:r>
-          </w:p>
-        </w:tc>
-        <w:tc>
-          <w:tcPr>
-            <w:tcBorders>
-              <w:bottom w:val="none" w:sz="0" w:space="0" w:color="000000"/>
-              <w:top w:val="none" w:sz="0" w:space="0" w:color="000000"/>
-              <w:left w:val="none" w:sz="0" w:space="0" w:color="000000"/>
-              <w:right w:val="none" w:sz="0" w:space="0" w:color="000000"/>
-            </w:tcBorders>
-            <w:shd w:val="clear" w:color="auto" w:fill="FFFFFF"/>
-            <w:tcMar>
-              <w:top w:w="0" w:type="dxa"/>
-              <w:bottom w:w="0" w:type="dxa"/>
-              <w:left w:w="0" w:type="dxa"/>
-              <w:right w:w="0" w:type="dxa"/>
-            </w:tcMar>
-            <w:vAlign w:val="top"/>
-          </w:tcPr>
-          <w:p>
-            <w:pPr>
-              <w:pStyle w:val="Normal"/>
-              <w:jc w:val="center"/>
-              <w:pBdr>
-                <w:bottom w:val="none" w:sz="0" w:space="0" w:color="000000"/>
-                <w:top w:val="none" w:sz="0" w:space="0" w:color="000000"/>
-                <w:left w:val="none" w:sz="0" w:space="0" w:color="000000"/>
-                <w:right w:val="none" w:sz="0" w:space="0" w:color="000000"/>
-              </w:pBdr>
-              <w:spacing w:after="100" w:before="100" w:line="240"/>
-              <w:ind w:left="100" w:right="100" w:firstLine="0" w:firstLineChars="0"/>
-              <w:rPr>
-                <w:rFonts w:ascii="Helvetica" w:hAnsi="Helvetica" w:eastAsia="Helvetica" w:cs="Helvetica"/>
-                <w:i w:val="false"/>
-                <w:b w:val="false"/>
-                <w:u w:val="none"/>
-                <w:sz w:val="22"/>
-                <w:szCs w:val="22"/>
-                <w:color w:val="000000"/>
-              </w:rPr>
-            </w:pPr>
-            <w:r>
-              <w:rPr>
-                <w:rFonts w:ascii="Helvetica" w:hAnsi="Helvetica" w:eastAsia="Helvetica" w:cs="Helvetica"/>
-                <w:i w:val="false"/>
-                <w:b w:val="false"/>
-                <w:u w:val="none"/>
-                <w:sz w:val="22"/>
-                <w:szCs w:val="22"/>
-                <w:color w:val="000000"/>
-              </w:rPr>
-              <w:t xml:space="preserve">-15, -1.2</w:t>
-            </w:r>
-          </w:p>
-        </w:tc>
-        <w:tc>
-          <w:tcPr>
-            <w:tcBorders>
-              <w:bottom w:val="none" w:sz="0" w:space="0" w:color="000000"/>
-              <w:top w:val="none" w:sz="0" w:space="0" w:color="000000"/>
-              <w:left w:val="none" w:sz="0" w:space="0" w:color="000000"/>
-              <w:right w:val="none" w:sz="0" w:space="0" w:color="000000"/>
-            </w:tcBorders>
-            <w:shd w:val="clear" w:color="auto" w:fill="FFFFFF"/>
-            <w:tcMar>
-              <w:top w:w="0" w:type="dxa"/>
-              <w:bottom w:w="0" w:type="dxa"/>
-              <w:left w:w="0" w:type="dxa"/>
-              <w:right w:w="0" w:type="dxa"/>
-            </w:tcMar>
-            <w:vAlign w:val="top"/>
-          </w:tcPr>
-          <w:p>
-            <w:pPr>
-              <w:pStyle w:val="Normal"/>
-              <w:jc w:val="center"/>
-              <w:pBdr>
-                <w:bottom w:val="none" w:sz="0" w:space="0" w:color="000000"/>
-                <w:top w:val="none" w:sz="0" w:space="0" w:color="000000"/>
-                <w:left w:val="none" w:sz="0" w:space="0" w:color="000000"/>
-                <w:right w:val="none" w:sz="0" w:space="0" w:color="000000"/>
-              </w:pBdr>
-              <w:spacing w:after="100" w:before="100" w:line="240"/>
-              <w:ind w:left="100" w:right="100" w:firstLine="0" w:firstLineChars="0"/>
-              <w:rPr>
-                <w:rFonts w:ascii="Helvetica" w:hAnsi="Helvetica" w:eastAsia="Helvetica" w:cs="Helvetica"/>
-                <w:i w:val="false"/>
-                <w:b w:val="false"/>
-                <w:u w:val="none"/>
-                <w:sz w:val="22"/>
-                <w:szCs w:val="22"/>
-                <w:color w:val="000000"/>
-              </w:rPr>
-            </w:pPr>
-            <w:r>
-              <w:rPr>
-                <w:rFonts w:ascii="Helvetica" w:hAnsi="Helvetica" w:eastAsia="Helvetica" w:cs="Helvetica"/>
-                <w:i w:val="false"/>
-                <w:b w:val="false"/>
-                <w:u w:val="none"/>
-                <w:sz w:val="22"/>
-                <w:szCs w:val="22"/>
-                <w:color w:val="000000"/>
-              </w:rPr>
-              <w:t xml:space="preserve">0.020</w:t>
+              <w:t xml:space="preserve">-7.7</w:t>
+            </w:r>
+          </w:p>
+        </w:tc>
+        <w:tc>
+          <w:tcPr>
+            <w:tcBorders>
+              <w:bottom w:val="none" w:sz="0" w:space="0" w:color="000000"/>
+              <w:top w:val="none" w:sz="0" w:space="0" w:color="000000"/>
+              <w:left w:val="none" w:sz="0" w:space="0" w:color="000000"/>
+              <w:right w:val="none" w:sz="0" w:space="0" w:color="000000"/>
+            </w:tcBorders>
+            <w:shd w:val="clear" w:color="auto" w:fill="FFFFFF"/>
+            <w:tcMar>
+              <w:top w:w="0" w:type="dxa"/>
+              <w:bottom w:w="0" w:type="dxa"/>
+              <w:left w:w="0" w:type="dxa"/>
+              <w:right w:w="0" w:type="dxa"/>
+            </w:tcMar>
+            <w:vAlign w:val="top"/>
+          </w:tcPr>
+          <w:p>
+            <w:pPr>
+              <w:pStyle w:val="Normal"/>
+              <w:jc w:val="center"/>
+              <w:pBdr>
+                <w:bottom w:val="none" w:sz="0" w:space="0" w:color="000000"/>
+                <w:top w:val="none" w:sz="0" w:space="0" w:color="000000"/>
+                <w:left w:val="none" w:sz="0" w:space="0" w:color="000000"/>
+                <w:right w:val="none" w:sz="0" w:space="0" w:color="000000"/>
+              </w:pBdr>
+              <w:spacing w:after="100" w:before="100" w:line="240"/>
+              <w:ind w:left="100" w:right="100" w:firstLine="0" w:firstLineChars="0"/>
+              <w:rPr>
+                <w:rFonts w:ascii="Helvetica" w:hAnsi="Helvetica" w:eastAsia="Helvetica" w:cs="Helvetica"/>
+                <w:i w:val="false"/>
+                <w:b w:val="false"/>
+                <w:u w:val="none"/>
+                <w:sz w:val="22"/>
+                <w:szCs w:val="22"/>
+                <w:color w:val="000000"/>
+              </w:rPr>
+            </w:pPr>
+            <w:r>
+              <w:rPr>
+                <w:rFonts w:ascii="Helvetica" w:hAnsi="Helvetica" w:eastAsia="Helvetica" w:cs="Helvetica"/>
+                <w:i w:val="false"/>
+                <w:b w:val="false"/>
+                <w:u w:val="none"/>
+                <w:sz w:val="22"/>
+                <w:szCs w:val="22"/>
+                <w:color w:val="000000"/>
+              </w:rPr>
+              <w:t xml:space="preserve">-14, -0.97</w:t>
+            </w:r>
+          </w:p>
+        </w:tc>
+        <w:tc>
+          <w:tcPr>
+            <w:tcBorders>
+              <w:bottom w:val="none" w:sz="0" w:space="0" w:color="000000"/>
+              <w:top w:val="none" w:sz="0" w:space="0" w:color="000000"/>
+              <w:left w:val="none" w:sz="0" w:space="0" w:color="000000"/>
+              <w:right w:val="none" w:sz="0" w:space="0" w:color="000000"/>
+            </w:tcBorders>
+            <w:shd w:val="clear" w:color="auto" w:fill="FFFFFF"/>
+            <w:tcMar>
+              <w:top w:w="0" w:type="dxa"/>
+              <w:bottom w:w="0" w:type="dxa"/>
+              <w:left w:w="0" w:type="dxa"/>
+              <w:right w:w="0" w:type="dxa"/>
+            </w:tcMar>
+            <w:vAlign w:val="top"/>
+          </w:tcPr>
+          <w:p>
+            <w:pPr>
+              <w:pStyle w:val="Normal"/>
+              <w:jc w:val="center"/>
+              <w:pBdr>
+                <w:bottom w:val="none" w:sz="0" w:space="0" w:color="000000"/>
+                <w:top w:val="none" w:sz="0" w:space="0" w:color="000000"/>
+                <w:left w:val="none" w:sz="0" w:space="0" w:color="000000"/>
+                <w:right w:val="none" w:sz="0" w:space="0" w:color="000000"/>
+              </w:pBdr>
+              <w:spacing w:after="100" w:before="100" w:line="240"/>
+              <w:ind w:left="100" w:right="100" w:firstLine="0" w:firstLineChars="0"/>
+              <w:rPr>
+                <w:rFonts w:ascii="Helvetica" w:hAnsi="Helvetica" w:eastAsia="Helvetica" w:cs="Helvetica"/>
+                <w:i w:val="false"/>
+                <w:b w:val="false"/>
+                <w:u w:val="none"/>
+                <w:sz w:val="22"/>
+                <w:szCs w:val="22"/>
+                <w:color w:val="000000"/>
+              </w:rPr>
+            </w:pPr>
+            <w:r>
+              <w:rPr>
+                <w:rFonts w:ascii="Helvetica" w:hAnsi="Helvetica" w:eastAsia="Helvetica" w:cs="Helvetica"/>
+                <w:i w:val="false"/>
+                <w:b w:val="false"/>
+                <w:u w:val="none"/>
+                <w:sz w:val="22"/>
+                <w:szCs w:val="22"/>
+                <w:color w:val="000000"/>
+              </w:rPr>
+              <w:t xml:space="preserve">0.025</w:t>
             </w:r>
           </w:p>
         </w:tc>
@@ -7839,113 +7839,113 @@
                 <w:szCs w:val="22"/>
                 <w:color w:val="000000"/>
               </w:rPr>
-              <w:t xml:space="preserve">-0.39</w:t>
-            </w:r>
-          </w:p>
-        </w:tc>
-        <w:tc>
-          <w:tcPr>
-            <w:tcBorders>
-              <w:bottom w:val="none" w:sz="0" w:space="0" w:color="000000"/>
-              <w:top w:val="none" w:sz="0" w:space="0" w:color="000000"/>
-              <w:left w:val="none" w:sz="0" w:space="0" w:color="000000"/>
-              <w:right w:val="none" w:sz="0" w:space="0" w:color="000000"/>
-            </w:tcBorders>
-            <w:shd w:val="clear" w:color="auto" w:fill="FFFFFF"/>
-            <w:tcMar>
-              <w:top w:w="0" w:type="dxa"/>
-              <w:bottom w:w="0" w:type="dxa"/>
-              <w:left w:w="0" w:type="dxa"/>
-              <w:right w:w="0" w:type="dxa"/>
-            </w:tcMar>
-            <w:vAlign w:val="top"/>
-          </w:tcPr>
-          <w:p>
-            <w:pPr>
-              <w:pStyle w:val="Normal"/>
-              <w:jc w:val="center"/>
-              <w:pBdr>
-                <w:bottom w:val="none" w:sz="0" w:space="0" w:color="000000"/>
-                <w:top w:val="none" w:sz="0" w:space="0" w:color="000000"/>
-                <w:left w:val="none" w:sz="0" w:space="0" w:color="000000"/>
-                <w:right w:val="none" w:sz="0" w:space="0" w:color="000000"/>
-              </w:pBdr>
-              <w:spacing w:after="100" w:before="100" w:line="240"/>
-              <w:ind w:left="100" w:right="100" w:firstLine="0" w:firstLineChars="0"/>
-              <w:rPr>
-                <w:rFonts w:ascii="Helvetica" w:hAnsi="Helvetica" w:eastAsia="Helvetica" w:cs="Helvetica"/>
-                <w:i w:val="false"/>
-                <w:b w:val="false"/>
-                <w:u w:val="none"/>
-                <w:sz w:val="22"/>
-                <w:szCs w:val="22"/>
-                <w:color w:val="000000"/>
-              </w:rPr>
-            </w:pPr>
-            <w:r>
-              <w:rPr>
-                <w:rFonts w:ascii="Helvetica" w:hAnsi="Helvetica" w:eastAsia="Helvetica" w:cs="Helvetica"/>
-                <w:i w:val="false"/>
-                <w:b w:val="false"/>
-                <w:u w:val="none"/>
-                <w:sz w:val="22"/>
-                <w:szCs w:val="22"/>
-                <w:color w:val="000000"/>
-              </w:rPr>
-              <w:t xml:space="preserve">-6.5, 5.7</w:t>
-            </w:r>
-          </w:p>
-        </w:tc>
-        <w:tc>
-          <w:tcPr>
-            <w:tcBorders>
-              <w:bottom w:val="none" w:sz="0" w:space="0" w:color="000000"/>
-              <w:top w:val="none" w:sz="0" w:space="0" w:color="000000"/>
-              <w:left w:val="none" w:sz="0" w:space="0" w:color="000000"/>
-              <w:right w:val="none" w:sz="0" w:space="0" w:color="000000"/>
-            </w:tcBorders>
-            <w:shd w:val="clear" w:color="auto" w:fill="FFFFFF"/>
-            <w:tcMar>
-              <w:top w:w="0" w:type="dxa"/>
-              <w:bottom w:w="0" w:type="dxa"/>
-              <w:left w:w="0" w:type="dxa"/>
-              <w:right w:w="0" w:type="dxa"/>
-            </w:tcMar>
-            <w:vAlign w:val="top"/>
-          </w:tcPr>
-          <w:p>
-            <w:pPr>
-              <w:pStyle w:val="Normal"/>
-              <w:jc w:val="center"/>
-              <w:pBdr>
-                <w:bottom w:val="none" w:sz="0" w:space="0" w:color="000000"/>
-                <w:top w:val="none" w:sz="0" w:space="0" w:color="000000"/>
-                <w:left w:val="none" w:sz="0" w:space="0" w:color="000000"/>
-                <w:right w:val="none" w:sz="0" w:space="0" w:color="000000"/>
-              </w:pBdr>
-              <w:spacing w:after="100" w:before="100" w:line="240"/>
-              <w:ind w:left="100" w:right="100" w:firstLine="0" w:firstLineChars="0"/>
-              <w:rPr>
-                <w:rFonts w:ascii="Helvetica" w:hAnsi="Helvetica" w:eastAsia="Helvetica" w:cs="Helvetica"/>
-                <w:i w:val="false"/>
-                <w:b w:val="false"/>
-                <w:u w:val="none"/>
-                <w:sz w:val="22"/>
-                <w:szCs w:val="22"/>
-                <w:color w:val="000000"/>
-              </w:rPr>
-            </w:pPr>
-            <w:r>
-              <w:rPr>
-                <w:rFonts w:ascii="Helvetica" w:hAnsi="Helvetica" w:eastAsia="Helvetica" w:cs="Helvetica"/>
-                <w:i w:val="false"/>
-                <w:b w:val="false"/>
-                <w:u w:val="none"/>
-                <w:sz w:val="22"/>
-                <w:szCs w:val="22"/>
-                <w:color w:val="000000"/>
-              </w:rPr>
-              <w:t xml:space="preserve">0.900</w:t>
+              <w:t xml:space="preserve">-0.26</w:t>
+            </w:r>
+          </w:p>
+        </w:tc>
+        <w:tc>
+          <w:tcPr>
+            <w:tcBorders>
+              <w:bottom w:val="none" w:sz="0" w:space="0" w:color="000000"/>
+              <w:top w:val="none" w:sz="0" w:space="0" w:color="000000"/>
+              <w:left w:val="none" w:sz="0" w:space="0" w:color="000000"/>
+              <w:right w:val="none" w:sz="0" w:space="0" w:color="000000"/>
+            </w:tcBorders>
+            <w:shd w:val="clear" w:color="auto" w:fill="FFFFFF"/>
+            <w:tcMar>
+              <w:top w:w="0" w:type="dxa"/>
+              <w:bottom w:w="0" w:type="dxa"/>
+              <w:left w:w="0" w:type="dxa"/>
+              <w:right w:w="0" w:type="dxa"/>
+            </w:tcMar>
+            <w:vAlign w:val="top"/>
+          </w:tcPr>
+          <w:p>
+            <w:pPr>
+              <w:pStyle w:val="Normal"/>
+              <w:jc w:val="center"/>
+              <w:pBdr>
+                <w:bottom w:val="none" w:sz="0" w:space="0" w:color="000000"/>
+                <w:top w:val="none" w:sz="0" w:space="0" w:color="000000"/>
+                <w:left w:val="none" w:sz="0" w:space="0" w:color="000000"/>
+                <w:right w:val="none" w:sz="0" w:space="0" w:color="000000"/>
+              </w:pBdr>
+              <w:spacing w:after="100" w:before="100" w:line="240"/>
+              <w:ind w:left="100" w:right="100" w:firstLine="0" w:firstLineChars="0"/>
+              <w:rPr>
+                <w:rFonts w:ascii="Helvetica" w:hAnsi="Helvetica" w:eastAsia="Helvetica" w:cs="Helvetica"/>
+                <w:i w:val="false"/>
+                <w:b w:val="false"/>
+                <w:u w:val="none"/>
+                <w:sz w:val="22"/>
+                <w:szCs w:val="22"/>
+                <w:color w:val="000000"/>
+              </w:rPr>
+            </w:pPr>
+            <w:r>
+              <w:rPr>
+                <w:rFonts w:ascii="Helvetica" w:hAnsi="Helvetica" w:eastAsia="Helvetica" w:cs="Helvetica"/>
+                <w:i w:val="false"/>
+                <w:b w:val="false"/>
+                <w:u w:val="none"/>
+                <w:sz w:val="22"/>
+                <w:szCs w:val="22"/>
+                <w:color w:val="000000"/>
+              </w:rPr>
+              <w:t xml:space="preserve">-6.3, 5.8</w:t>
+            </w:r>
+          </w:p>
+        </w:tc>
+        <w:tc>
+          <w:tcPr>
+            <w:tcBorders>
+              <w:bottom w:val="none" w:sz="0" w:space="0" w:color="000000"/>
+              <w:top w:val="none" w:sz="0" w:space="0" w:color="000000"/>
+              <w:left w:val="none" w:sz="0" w:space="0" w:color="000000"/>
+              <w:right w:val="none" w:sz="0" w:space="0" w:color="000000"/>
+            </w:tcBorders>
+            <w:shd w:val="clear" w:color="auto" w:fill="FFFFFF"/>
+            <w:tcMar>
+              <w:top w:w="0" w:type="dxa"/>
+              <w:bottom w:w="0" w:type="dxa"/>
+              <w:left w:w="0" w:type="dxa"/>
+              <w:right w:w="0" w:type="dxa"/>
+            </w:tcMar>
+            <w:vAlign w:val="top"/>
+          </w:tcPr>
+          <w:p>
+            <w:pPr>
+              <w:pStyle w:val="Normal"/>
+              <w:jc w:val="center"/>
+              <w:pBdr>
+                <w:bottom w:val="none" w:sz="0" w:space="0" w:color="000000"/>
+                <w:top w:val="none" w:sz="0" w:space="0" w:color="000000"/>
+                <w:left w:val="none" w:sz="0" w:space="0" w:color="000000"/>
+                <w:right w:val="none" w:sz="0" w:space="0" w:color="000000"/>
+              </w:pBdr>
+              <w:spacing w:after="100" w:before="100" w:line="240"/>
+              <w:ind w:left="100" w:right="100" w:firstLine="0" w:firstLineChars="0"/>
+              <w:rPr>
+                <w:rFonts w:ascii="Helvetica" w:hAnsi="Helvetica" w:eastAsia="Helvetica" w:cs="Helvetica"/>
+                <w:i w:val="false"/>
+                <w:b w:val="false"/>
+                <w:u w:val="none"/>
+                <w:sz w:val="22"/>
+                <w:szCs w:val="22"/>
+                <w:color w:val="000000"/>
+              </w:rPr>
+            </w:pPr>
+            <w:r>
+              <w:rPr>
+                <w:rFonts w:ascii="Helvetica" w:hAnsi="Helvetica" w:eastAsia="Helvetica" w:cs="Helvetica"/>
+                <w:i w:val="false"/>
+                <w:b w:val="false"/>
+                <w:u w:val="none"/>
+                <w:sz w:val="22"/>
+                <w:szCs w:val="22"/>
+                <w:color w:val="000000"/>
+              </w:rPr>
+              <w:t xml:space="preserve">0.932</w:t>
             </w:r>
           </w:p>
         </w:tc>
@@ -8322,113 +8322,113 @@
                 <w:szCs w:val="22"/>
                 <w:color w:val="000000"/>
               </w:rPr>
-              <w:t xml:space="preserve">-5.1</w:t>
-            </w:r>
-          </w:p>
-        </w:tc>
-        <w:tc>
-          <w:tcPr>
-            <w:tcBorders>
-              <w:bottom w:val="none" w:sz="0" w:space="0" w:color="000000"/>
-              <w:top w:val="none" w:sz="0" w:space="0" w:color="000000"/>
-              <w:left w:val="none" w:sz="0" w:space="0" w:color="000000"/>
-              <w:right w:val="none" w:sz="0" w:space="0" w:color="000000"/>
-            </w:tcBorders>
-            <w:shd w:val="clear" w:color="auto" w:fill="FFFFFF"/>
-            <w:tcMar>
-              <w:top w:w="0" w:type="dxa"/>
-              <w:bottom w:w="0" w:type="dxa"/>
-              <w:left w:w="0" w:type="dxa"/>
-              <w:right w:w="0" w:type="dxa"/>
-            </w:tcMar>
-            <w:vAlign w:val="top"/>
-          </w:tcPr>
-          <w:p>
-            <w:pPr>
-              <w:pStyle w:val="Normal"/>
-              <w:jc w:val="center"/>
-              <w:pBdr>
-                <w:bottom w:val="none" w:sz="0" w:space="0" w:color="000000"/>
-                <w:top w:val="none" w:sz="0" w:space="0" w:color="000000"/>
-                <w:left w:val="none" w:sz="0" w:space="0" w:color="000000"/>
-                <w:right w:val="none" w:sz="0" w:space="0" w:color="000000"/>
-              </w:pBdr>
-              <w:spacing w:after="100" w:before="100" w:line="240"/>
-              <w:ind w:left="100" w:right="100" w:firstLine="0" w:firstLineChars="0"/>
-              <w:rPr>
-                <w:rFonts w:ascii="Helvetica" w:hAnsi="Helvetica" w:eastAsia="Helvetica" w:cs="Helvetica"/>
-                <w:i w:val="false"/>
-                <w:b w:val="false"/>
-                <w:u w:val="none"/>
-                <w:sz w:val="22"/>
-                <w:szCs w:val="22"/>
-                <w:color w:val="000000"/>
-              </w:rPr>
-            </w:pPr>
-            <w:r>
-              <w:rPr>
-                <w:rFonts w:ascii="Helvetica" w:hAnsi="Helvetica" w:eastAsia="Helvetica" w:cs="Helvetica"/>
-                <w:i w:val="false"/>
-                <w:b w:val="false"/>
-                <w:u w:val="none"/>
-                <w:sz w:val="22"/>
-                <w:szCs w:val="22"/>
-                <w:color w:val="000000"/>
-              </w:rPr>
-              <w:t xml:space="preserve">-12, 2.0</w:t>
-            </w:r>
-          </w:p>
-        </w:tc>
-        <w:tc>
-          <w:tcPr>
-            <w:tcBorders>
-              <w:bottom w:val="none" w:sz="0" w:space="0" w:color="000000"/>
-              <w:top w:val="none" w:sz="0" w:space="0" w:color="000000"/>
-              <w:left w:val="none" w:sz="0" w:space="0" w:color="000000"/>
-              <w:right w:val="none" w:sz="0" w:space="0" w:color="000000"/>
-            </w:tcBorders>
-            <w:shd w:val="clear" w:color="auto" w:fill="FFFFFF"/>
-            <w:tcMar>
-              <w:top w:w="0" w:type="dxa"/>
-              <w:bottom w:w="0" w:type="dxa"/>
-              <w:left w:w="0" w:type="dxa"/>
-              <w:right w:w="0" w:type="dxa"/>
-            </w:tcMar>
-            <w:vAlign w:val="top"/>
-          </w:tcPr>
-          <w:p>
-            <w:pPr>
-              <w:pStyle w:val="Normal"/>
-              <w:jc w:val="center"/>
-              <w:pBdr>
-                <w:bottom w:val="none" w:sz="0" w:space="0" w:color="000000"/>
-                <w:top w:val="none" w:sz="0" w:space="0" w:color="000000"/>
-                <w:left w:val="none" w:sz="0" w:space="0" w:color="000000"/>
-                <w:right w:val="none" w:sz="0" w:space="0" w:color="000000"/>
-              </w:pBdr>
-              <w:spacing w:after="100" w:before="100" w:line="240"/>
-              <w:ind w:left="100" w:right="100" w:firstLine="0" w:firstLineChars="0"/>
-              <w:rPr>
-                <w:rFonts w:ascii="Helvetica" w:hAnsi="Helvetica" w:eastAsia="Helvetica" w:cs="Helvetica"/>
-                <w:i w:val="false"/>
-                <w:b w:val="false"/>
-                <w:u w:val="none"/>
-                <w:sz w:val="22"/>
-                <w:szCs w:val="22"/>
-                <w:color w:val="000000"/>
-              </w:rPr>
-            </w:pPr>
-            <w:r>
-              <w:rPr>
-                <w:rFonts w:ascii="Helvetica" w:hAnsi="Helvetica" w:eastAsia="Helvetica" w:cs="Helvetica"/>
-                <w:i w:val="false"/>
-                <w:b w:val="false"/>
-                <w:u w:val="none"/>
-                <w:sz w:val="22"/>
-                <w:szCs w:val="22"/>
-                <w:color w:val="000000"/>
-              </w:rPr>
-              <w:t xml:space="preserve">0.157</w:t>
+              <w:t xml:space="preserve">-5.6</w:t>
+            </w:r>
+          </w:p>
+        </w:tc>
+        <w:tc>
+          <w:tcPr>
+            <w:tcBorders>
+              <w:bottom w:val="none" w:sz="0" w:space="0" w:color="000000"/>
+              <w:top w:val="none" w:sz="0" w:space="0" w:color="000000"/>
+              <w:left w:val="none" w:sz="0" w:space="0" w:color="000000"/>
+              <w:right w:val="none" w:sz="0" w:space="0" w:color="000000"/>
+            </w:tcBorders>
+            <w:shd w:val="clear" w:color="auto" w:fill="FFFFFF"/>
+            <w:tcMar>
+              <w:top w:w="0" w:type="dxa"/>
+              <w:bottom w:w="0" w:type="dxa"/>
+              <w:left w:w="0" w:type="dxa"/>
+              <w:right w:w="0" w:type="dxa"/>
+            </w:tcMar>
+            <w:vAlign w:val="top"/>
+          </w:tcPr>
+          <w:p>
+            <w:pPr>
+              <w:pStyle w:val="Normal"/>
+              <w:jc w:val="center"/>
+              <w:pBdr>
+                <w:bottom w:val="none" w:sz="0" w:space="0" w:color="000000"/>
+                <w:top w:val="none" w:sz="0" w:space="0" w:color="000000"/>
+                <w:left w:val="none" w:sz="0" w:space="0" w:color="000000"/>
+                <w:right w:val="none" w:sz="0" w:space="0" w:color="000000"/>
+              </w:pBdr>
+              <w:spacing w:after="100" w:before="100" w:line="240"/>
+              <w:ind w:left="100" w:right="100" w:firstLine="0" w:firstLineChars="0"/>
+              <w:rPr>
+                <w:rFonts w:ascii="Helvetica" w:hAnsi="Helvetica" w:eastAsia="Helvetica" w:cs="Helvetica"/>
+                <w:i w:val="false"/>
+                <w:b w:val="false"/>
+                <w:u w:val="none"/>
+                <w:sz w:val="22"/>
+                <w:szCs w:val="22"/>
+                <w:color w:val="000000"/>
+              </w:rPr>
+            </w:pPr>
+            <w:r>
+              <w:rPr>
+                <w:rFonts w:ascii="Helvetica" w:hAnsi="Helvetica" w:eastAsia="Helvetica" w:cs="Helvetica"/>
+                <w:i w:val="false"/>
+                <w:b w:val="false"/>
+                <w:u w:val="none"/>
+                <w:sz w:val="22"/>
+                <w:szCs w:val="22"/>
+                <w:color w:val="000000"/>
+              </w:rPr>
+              <w:t xml:space="preserve">-13, 1.4</w:t>
+            </w:r>
+          </w:p>
+        </w:tc>
+        <w:tc>
+          <w:tcPr>
+            <w:tcBorders>
+              <w:bottom w:val="none" w:sz="0" w:space="0" w:color="000000"/>
+              <w:top w:val="none" w:sz="0" w:space="0" w:color="000000"/>
+              <w:left w:val="none" w:sz="0" w:space="0" w:color="000000"/>
+              <w:right w:val="none" w:sz="0" w:space="0" w:color="000000"/>
+            </w:tcBorders>
+            <w:shd w:val="clear" w:color="auto" w:fill="FFFFFF"/>
+            <w:tcMar>
+              <w:top w:w="0" w:type="dxa"/>
+              <w:bottom w:w="0" w:type="dxa"/>
+              <w:left w:w="0" w:type="dxa"/>
+              <w:right w:w="0" w:type="dxa"/>
+            </w:tcMar>
+            <w:vAlign w:val="top"/>
+          </w:tcPr>
+          <w:p>
+            <w:pPr>
+              <w:pStyle w:val="Normal"/>
+              <w:jc w:val="center"/>
+              <w:pBdr>
+                <w:bottom w:val="none" w:sz="0" w:space="0" w:color="000000"/>
+                <w:top w:val="none" w:sz="0" w:space="0" w:color="000000"/>
+                <w:left w:val="none" w:sz="0" w:space="0" w:color="000000"/>
+                <w:right w:val="none" w:sz="0" w:space="0" w:color="000000"/>
+              </w:pBdr>
+              <w:spacing w:after="100" w:before="100" w:line="240"/>
+              <w:ind w:left="100" w:right="100" w:firstLine="0" w:firstLineChars="0"/>
+              <w:rPr>
+                <w:rFonts w:ascii="Helvetica" w:hAnsi="Helvetica" w:eastAsia="Helvetica" w:cs="Helvetica"/>
+                <w:i w:val="false"/>
+                <w:b w:val="false"/>
+                <w:u w:val="none"/>
+                <w:sz w:val="22"/>
+                <w:szCs w:val="22"/>
+                <w:color w:val="000000"/>
+              </w:rPr>
+            </w:pPr>
+            <w:r>
+              <w:rPr>
+                <w:rFonts w:ascii="Helvetica" w:hAnsi="Helvetica" w:eastAsia="Helvetica" w:cs="Helvetica"/>
+                <w:i w:val="false"/>
+                <w:b w:val="false"/>
+                <w:u w:val="none"/>
+                <w:sz w:val="22"/>
+                <w:szCs w:val="22"/>
+                <w:color w:val="000000"/>
+              </w:rPr>
+              <w:t xml:space="preserve">0.114</w:t>
             </w:r>
           </w:p>
         </w:tc>
@@ -8858,7 +8858,7 @@
                 <w:szCs w:val="22"/>
                 <w:color w:val="000000"/>
               </w:rPr>
-              <w:t xml:space="preserve">-9.1, 1.9</w:t>
+              <w:t xml:space="preserve">-9.0, 1.9</w:t>
             </w:r>
           </w:p>
         </w:tc>
@@ -9288,113 +9288,113 @@
                 <w:szCs w:val="22"/>
                 <w:color w:val="000000"/>
               </w:rPr>
-              <w:t xml:space="preserve">4.8</w:t>
-            </w:r>
-          </w:p>
-        </w:tc>
-        <w:tc>
-          <w:tcPr>
-            <w:tcBorders>
-              <w:bottom w:val="none" w:sz="0" w:space="0" w:color="000000"/>
-              <w:top w:val="none" w:sz="0" w:space="0" w:color="000000"/>
-              <w:left w:val="none" w:sz="0" w:space="0" w:color="000000"/>
-              <w:right w:val="none" w:sz="0" w:space="0" w:color="000000"/>
-            </w:tcBorders>
-            <w:shd w:val="clear" w:color="auto" w:fill="FFFFFF"/>
-            <w:tcMar>
-              <w:top w:w="0" w:type="dxa"/>
-              <w:bottom w:w="0" w:type="dxa"/>
-              <w:left w:w="0" w:type="dxa"/>
-              <w:right w:w="0" w:type="dxa"/>
-            </w:tcMar>
-            <w:vAlign w:val="top"/>
-          </w:tcPr>
-          <w:p>
-            <w:pPr>
-              <w:pStyle w:val="Normal"/>
-              <w:jc w:val="center"/>
-              <w:pBdr>
-                <w:bottom w:val="none" w:sz="0" w:space="0" w:color="000000"/>
-                <w:top w:val="none" w:sz="0" w:space="0" w:color="000000"/>
-                <w:left w:val="none" w:sz="0" w:space="0" w:color="000000"/>
-                <w:right w:val="none" w:sz="0" w:space="0" w:color="000000"/>
-              </w:pBdr>
-              <w:spacing w:after="100" w:before="100" w:line="240"/>
-              <w:ind w:left="100" w:right="100" w:firstLine="0" w:firstLineChars="0"/>
-              <w:rPr>
-                <w:rFonts w:ascii="Helvetica" w:hAnsi="Helvetica" w:eastAsia="Helvetica" w:cs="Helvetica"/>
-                <w:i w:val="false"/>
-                <w:b w:val="false"/>
-                <w:u w:val="none"/>
-                <w:sz w:val="22"/>
-                <w:szCs w:val="22"/>
-                <w:color w:val="000000"/>
-              </w:rPr>
-            </w:pPr>
-            <w:r>
-              <w:rPr>
-                <w:rFonts w:ascii="Helvetica" w:hAnsi="Helvetica" w:eastAsia="Helvetica" w:cs="Helvetica"/>
-                <w:i w:val="false"/>
-                <w:b w:val="false"/>
-                <w:u w:val="none"/>
-                <w:sz w:val="22"/>
-                <w:szCs w:val="22"/>
-                <w:color w:val="000000"/>
-              </w:rPr>
-              <w:t xml:space="preserve">-0.92, 11</w:t>
-            </w:r>
-          </w:p>
-        </w:tc>
-        <w:tc>
-          <w:tcPr>
-            <w:tcBorders>
-              <w:bottom w:val="none" w:sz="0" w:space="0" w:color="000000"/>
-              <w:top w:val="none" w:sz="0" w:space="0" w:color="000000"/>
-              <w:left w:val="none" w:sz="0" w:space="0" w:color="000000"/>
-              <w:right w:val="none" w:sz="0" w:space="0" w:color="000000"/>
-            </w:tcBorders>
-            <w:shd w:val="clear" w:color="auto" w:fill="FFFFFF"/>
-            <w:tcMar>
-              <w:top w:w="0" w:type="dxa"/>
-              <w:bottom w:w="0" w:type="dxa"/>
-              <w:left w:w="0" w:type="dxa"/>
-              <w:right w:w="0" w:type="dxa"/>
-            </w:tcMar>
-            <w:vAlign w:val="top"/>
-          </w:tcPr>
-          <w:p>
-            <w:pPr>
-              <w:pStyle w:val="Normal"/>
-              <w:jc w:val="center"/>
-              <w:pBdr>
-                <w:bottom w:val="none" w:sz="0" w:space="0" w:color="000000"/>
-                <w:top w:val="none" w:sz="0" w:space="0" w:color="000000"/>
-                <w:left w:val="none" w:sz="0" w:space="0" w:color="000000"/>
-                <w:right w:val="none" w:sz="0" w:space="0" w:color="000000"/>
-              </w:pBdr>
-              <w:spacing w:after="100" w:before="100" w:line="240"/>
-              <w:ind w:left="100" w:right="100" w:firstLine="0" w:firstLineChars="0"/>
-              <w:rPr>
-                <w:rFonts w:ascii="Helvetica" w:hAnsi="Helvetica" w:eastAsia="Helvetica" w:cs="Helvetica"/>
-                <w:i w:val="false"/>
-                <w:b w:val="false"/>
-                <w:u w:val="none"/>
-                <w:sz w:val="22"/>
-                <w:szCs w:val="22"/>
-                <w:color w:val="000000"/>
-              </w:rPr>
-            </w:pPr>
-            <w:r>
-              <w:rPr>
-                <w:rFonts w:ascii="Helvetica" w:hAnsi="Helvetica" w:eastAsia="Helvetica" w:cs="Helvetica"/>
-                <w:i w:val="false"/>
-                <w:b w:val="false"/>
-                <w:u w:val="none"/>
-                <w:sz w:val="22"/>
-                <w:szCs w:val="22"/>
-                <w:color w:val="000000"/>
-              </w:rPr>
-              <w:t xml:space="preserve">0.100</w:t>
+              <w:t xml:space="preserve">4.7</w:t>
+            </w:r>
+          </w:p>
+        </w:tc>
+        <w:tc>
+          <w:tcPr>
+            <w:tcBorders>
+              <w:bottom w:val="none" w:sz="0" w:space="0" w:color="000000"/>
+              <w:top w:val="none" w:sz="0" w:space="0" w:color="000000"/>
+              <w:left w:val="none" w:sz="0" w:space="0" w:color="000000"/>
+              <w:right w:val="none" w:sz="0" w:space="0" w:color="000000"/>
+            </w:tcBorders>
+            <w:shd w:val="clear" w:color="auto" w:fill="FFFFFF"/>
+            <w:tcMar>
+              <w:top w:w="0" w:type="dxa"/>
+              <w:bottom w:w="0" w:type="dxa"/>
+              <w:left w:w="0" w:type="dxa"/>
+              <w:right w:w="0" w:type="dxa"/>
+            </w:tcMar>
+            <w:vAlign w:val="top"/>
+          </w:tcPr>
+          <w:p>
+            <w:pPr>
+              <w:pStyle w:val="Normal"/>
+              <w:jc w:val="center"/>
+              <w:pBdr>
+                <w:bottom w:val="none" w:sz="0" w:space="0" w:color="000000"/>
+                <w:top w:val="none" w:sz="0" w:space="0" w:color="000000"/>
+                <w:left w:val="none" w:sz="0" w:space="0" w:color="000000"/>
+                <w:right w:val="none" w:sz="0" w:space="0" w:color="000000"/>
+              </w:pBdr>
+              <w:spacing w:after="100" w:before="100" w:line="240"/>
+              <w:ind w:left="100" w:right="100" w:firstLine="0" w:firstLineChars="0"/>
+              <w:rPr>
+                <w:rFonts w:ascii="Helvetica" w:hAnsi="Helvetica" w:eastAsia="Helvetica" w:cs="Helvetica"/>
+                <w:i w:val="false"/>
+                <w:b w:val="false"/>
+                <w:u w:val="none"/>
+                <w:sz w:val="22"/>
+                <w:szCs w:val="22"/>
+                <w:color w:val="000000"/>
+              </w:rPr>
+            </w:pPr>
+            <w:r>
+              <w:rPr>
+                <w:rFonts w:ascii="Helvetica" w:hAnsi="Helvetica" w:eastAsia="Helvetica" w:cs="Helvetica"/>
+                <w:i w:val="false"/>
+                <w:b w:val="false"/>
+                <w:u w:val="none"/>
+                <w:sz w:val="22"/>
+                <w:szCs w:val="22"/>
+                <w:color w:val="000000"/>
+              </w:rPr>
+              <w:t xml:space="preserve">-1.0, 10</w:t>
+            </w:r>
+          </w:p>
+        </w:tc>
+        <w:tc>
+          <w:tcPr>
+            <w:tcBorders>
+              <w:bottom w:val="none" w:sz="0" w:space="0" w:color="000000"/>
+              <w:top w:val="none" w:sz="0" w:space="0" w:color="000000"/>
+              <w:left w:val="none" w:sz="0" w:space="0" w:color="000000"/>
+              <w:right w:val="none" w:sz="0" w:space="0" w:color="000000"/>
+            </w:tcBorders>
+            <w:shd w:val="clear" w:color="auto" w:fill="FFFFFF"/>
+            <w:tcMar>
+              <w:top w:w="0" w:type="dxa"/>
+              <w:bottom w:w="0" w:type="dxa"/>
+              <w:left w:w="0" w:type="dxa"/>
+              <w:right w:w="0" w:type="dxa"/>
+            </w:tcMar>
+            <w:vAlign w:val="top"/>
+          </w:tcPr>
+          <w:p>
+            <w:pPr>
+              <w:pStyle w:val="Normal"/>
+              <w:jc w:val="center"/>
+              <w:pBdr>
+                <w:bottom w:val="none" w:sz="0" w:space="0" w:color="000000"/>
+                <w:top w:val="none" w:sz="0" w:space="0" w:color="000000"/>
+                <w:left w:val="none" w:sz="0" w:space="0" w:color="000000"/>
+                <w:right w:val="none" w:sz="0" w:space="0" w:color="000000"/>
+              </w:pBdr>
+              <w:spacing w:after="100" w:before="100" w:line="240"/>
+              <w:ind w:left="100" w:right="100" w:firstLine="0" w:firstLineChars="0"/>
+              <w:rPr>
+                <w:rFonts w:ascii="Helvetica" w:hAnsi="Helvetica" w:eastAsia="Helvetica" w:cs="Helvetica"/>
+                <w:i w:val="false"/>
+                <w:b w:val="false"/>
+                <w:u w:val="none"/>
+                <w:sz w:val="22"/>
+                <w:szCs w:val="22"/>
+                <w:color w:val="000000"/>
+              </w:rPr>
+            </w:pPr>
+            <w:r>
+              <w:rPr>
+                <w:rFonts w:ascii="Helvetica" w:hAnsi="Helvetica" w:eastAsia="Helvetica" w:cs="Helvetica"/>
+                <w:i w:val="false"/>
+                <w:b w:val="false"/>
+                <w:u w:val="none"/>
+                <w:sz w:val="22"/>
+                <w:szCs w:val="22"/>
+                <w:color w:val="000000"/>
+              </w:rPr>
+              <w:t xml:space="preserve">0.107</w:t>
             </w:r>
           </w:p>
         </w:tc>
@@ -9771,113 +9771,113 @@
                 <w:szCs w:val="22"/>
                 <w:color w:val="000000"/>
               </w:rPr>
-              <w:t xml:space="preserve">0.94</w:t>
-            </w:r>
-          </w:p>
-        </w:tc>
-        <w:tc>
-          <w:tcPr>
-            <w:tcBorders>
-              <w:bottom w:val="none" w:sz="0" w:space="0" w:color="000000"/>
-              <w:top w:val="none" w:sz="0" w:space="0" w:color="000000"/>
-              <w:left w:val="none" w:sz="0" w:space="0" w:color="000000"/>
-              <w:right w:val="none" w:sz="0" w:space="0" w:color="000000"/>
-            </w:tcBorders>
-            <w:shd w:val="clear" w:color="auto" w:fill="FFFFFF"/>
-            <w:tcMar>
-              <w:top w:w="0" w:type="dxa"/>
-              <w:bottom w:w="0" w:type="dxa"/>
-              <w:left w:w="0" w:type="dxa"/>
-              <w:right w:w="0" w:type="dxa"/>
-            </w:tcMar>
-            <w:vAlign w:val="top"/>
-          </w:tcPr>
-          <w:p>
-            <w:pPr>
-              <w:pStyle w:val="Normal"/>
-              <w:jc w:val="center"/>
-              <w:pBdr>
-                <w:bottom w:val="none" w:sz="0" w:space="0" w:color="000000"/>
-                <w:top w:val="none" w:sz="0" w:space="0" w:color="000000"/>
-                <w:left w:val="none" w:sz="0" w:space="0" w:color="000000"/>
-                <w:right w:val="none" w:sz="0" w:space="0" w:color="000000"/>
-              </w:pBdr>
-              <w:spacing w:after="100" w:before="100" w:line="240"/>
-              <w:ind w:left="100" w:right="100" w:firstLine="0" w:firstLineChars="0"/>
-              <w:rPr>
-                <w:rFonts w:ascii="Helvetica" w:hAnsi="Helvetica" w:eastAsia="Helvetica" w:cs="Helvetica"/>
-                <w:i w:val="false"/>
-                <w:b w:val="false"/>
-                <w:u w:val="none"/>
-                <w:sz w:val="22"/>
-                <w:szCs w:val="22"/>
-                <w:color w:val="000000"/>
-              </w:rPr>
-            </w:pPr>
-            <w:r>
-              <w:rPr>
-                <w:rFonts w:ascii="Helvetica" w:hAnsi="Helvetica" w:eastAsia="Helvetica" w:cs="Helvetica"/>
-                <w:i w:val="false"/>
-                <w:b w:val="false"/>
-                <w:u w:val="none"/>
-                <w:sz w:val="22"/>
-                <w:szCs w:val="22"/>
-                <w:color w:val="000000"/>
-              </w:rPr>
-              <w:t xml:space="preserve">-6.2, 8.1</w:t>
-            </w:r>
-          </w:p>
-        </w:tc>
-        <w:tc>
-          <w:tcPr>
-            <w:tcBorders>
-              <w:bottom w:val="none" w:sz="0" w:space="0" w:color="000000"/>
-              <w:top w:val="none" w:sz="0" w:space="0" w:color="000000"/>
-              <w:left w:val="none" w:sz="0" w:space="0" w:color="000000"/>
-              <w:right w:val="none" w:sz="0" w:space="0" w:color="000000"/>
-            </w:tcBorders>
-            <w:shd w:val="clear" w:color="auto" w:fill="FFFFFF"/>
-            <w:tcMar>
-              <w:top w:w="0" w:type="dxa"/>
-              <w:bottom w:w="0" w:type="dxa"/>
-              <w:left w:w="0" w:type="dxa"/>
-              <w:right w:w="0" w:type="dxa"/>
-            </w:tcMar>
-            <w:vAlign w:val="top"/>
-          </w:tcPr>
-          <w:p>
-            <w:pPr>
-              <w:pStyle w:val="Normal"/>
-              <w:jc w:val="center"/>
-              <w:pBdr>
-                <w:bottom w:val="none" w:sz="0" w:space="0" w:color="000000"/>
-                <w:top w:val="none" w:sz="0" w:space="0" w:color="000000"/>
-                <w:left w:val="none" w:sz="0" w:space="0" w:color="000000"/>
-                <w:right w:val="none" w:sz="0" w:space="0" w:color="000000"/>
-              </w:pBdr>
-              <w:spacing w:after="100" w:before="100" w:line="240"/>
-              <w:ind w:left="100" w:right="100" w:firstLine="0" w:firstLineChars="0"/>
-              <w:rPr>
-                <w:rFonts w:ascii="Helvetica" w:hAnsi="Helvetica" w:eastAsia="Helvetica" w:cs="Helvetica"/>
-                <w:i w:val="false"/>
-                <w:b w:val="false"/>
-                <w:u w:val="none"/>
-                <w:sz w:val="22"/>
-                <w:szCs w:val="22"/>
-                <w:color w:val="000000"/>
-              </w:rPr>
-            </w:pPr>
-            <w:r>
-              <w:rPr>
-                <w:rFonts w:ascii="Helvetica" w:hAnsi="Helvetica" w:eastAsia="Helvetica" w:cs="Helvetica"/>
-                <w:i w:val="false"/>
-                <w:b w:val="false"/>
-                <w:u w:val="none"/>
-                <w:sz w:val="22"/>
-                <w:szCs w:val="22"/>
-                <w:color w:val="000000"/>
-              </w:rPr>
-              <w:t xml:space="preserve">0.797</w:t>
+              <w:t xml:space="preserve">1.4</w:t>
+            </w:r>
+          </w:p>
+        </w:tc>
+        <w:tc>
+          <w:tcPr>
+            <w:tcBorders>
+              <w:bottom w:val="none" w:sz="0" w:space="0" w:color="000000"/>
+              <w:top w:val="none" w:sz="0" w:space="0" w:color="000000"/>
+              <w:left w:val="none" w:sz="0" w:space="0" w:color="000000"/>
+              <w:right w:val="none" w:sz="0" w:space="0" w:color="000000"/>
+            </w:tcBorders>
+            <w:shd w:val="clear" w:color="auto" w:fill="FFFFFF"/>
+            <w:tcMar>
+              <w:top w:w="0" w:type="dxa"/>
+              <w:bottom w:w="0" w:type="dxa"/>
+              <w:left w:w="0" w:type="dxa"/>
+              <w:right w:w="0" w:type="dxa"/>
+            </w:tcMar>
+            <w:vAlign w:val="top"/>
+          </w:tcPr>
+          <w:p>
+            <w:pPr>
+              <w:pStyle w:val="Normal"/>
+              <w:jc w:val="center"/>
+              <w:pBdr>
+                <w:bottom w:val="none" w:sz="0" w:space="0" w:color="000000"/>
+                <w:top w:val="none" w:sz="0" w:space="0" w:color="000000"/>
+                <w:left w:val="none" w:sz="0" w:space="0" w:color="000000"/>
+                <w:right w:val="none" w:sz="0" w:space="0" w:color="000000"/>
+              </w:pBdr>
+              <w:spacing w:after="100" w:before="100" w:line="240"/>
+              <w:ind w:left="100" w:right="100" w:firstLine="0" w:firstLineChars="0"/>
+              <w:rPr>
+                <w:rFonts w:ascii="Helvetica" w:hAnsi="Helvetica" w:eastAsia="Helvetica" w:cs="Helvetica"/>
+                <w:i w:val="false"/>
+                <w:b w:val="false"/>
+                <w:u w:val="none"/>
+                <w:sz w:val="22"/>
+                <w:szCs w:val="22"/>
+                <w:color w:val="000000"/>
+              </w:rPr>
+            </w:pPr>
+            <w:r>
+              <w:rPr>
+                <w:rFonts w:ascii="Helvetica" w:hAnsi="Helvetica" w:eastAsia="Helvetica" w:cs="Helvetica"/>
+                <w:i w:val="false"/>
+                <w:b w:val="false"/>
+                <w:u w:val="none"/>
+                <w:sz w:val="22"/>
+                <w:szCs w:val="22"/>
+                <w:color w:val="000000"/>
+              </w:rPr>
+              <w:t xml:space="preserve">-5.7, 8.4</w:t>
+            </w:r>
+          </w:p>
+        </w:tc>
+        <w:tc>
+          <w:tcPr>
+            <w:tcBorders>
+              <w:bottom w:val="none" w:sz="0" w:space="0" w:color="000000"/>
+              <w:top w:val="none" w:sz="0" w:space="0" w:color="000000"/>
+              <w:left w:val="none" w:sz="0" w:space="0" w:color="000000"/>
+              <w:right w:val="none" w:sz="0" w:space="0" w:color="000000"/>
+            </w:tcBorders>
+            <w:shd w:val="clear" w:color="auto" w:fill="FFFFFF"/>
+            <w:tcMar>
+              <w:top w:w="0" w:type="dxa"/>
+              <w:bottom w:w="0" w:type="dxa"/>
+              <w:left w:w="0" w:type="dxa"/>
+              <w:right w:w="0" w:type="dxa"/>
+            </w:tcMar>
+            <w:vAlign w:val="top"/>
+          </w:tcPr>
+          <w:p>
+            <w:pPr>
+              <w:pStyle w:val="Normal"/>
+              <w:jc w:val="center"/>
+              <w:pBdr>
+                <w:bottom w:val="none" w:sz="0" w:space="0" w:color="000000"/>
+                <w:top w:val="none" w:sz="0" w:space="0" w:color="000000"/>
+                <w:left w:val="none" w:sz="0" w:space="0" w:color="000000"/>
+                <w:right w:val="none" w:sz="0" w:space="0" w:color="000000"/>
+              </w:pBdr>
+              <w:spacing w:after="100" w:before="100" w:line="240"/>
+              <w:ind w:left="100" w:right="100" w:firstLine="0" w:firstLineChars="0"/>
+              <w:rPr>
+                <w:rFonts w:ascii="Helvetica" w:hAnsi="Helvetica" w:eastAsia="Helvetica" w:cs="Helvetica"/>
+                <w:i w:val="false"/>
+                <w:b w:val="false"/>
+                <w:u w:val="none"/>
+                <w:sz w:val="22"/>
+                <w:szCs w:val="22"/>
+                <w:color w:val="000000"/>
+              </w:rPr>
+            </w:pPr>
+            <w:r>
+              <w:rPr>
+                <w:rFonts w:ascii="Helvetica" w:hAnsi="Helvetica" w:eastAsia="Helvetica" w:cs="Helvetica"/>
+                <w:i w:val="false"/>
+                <w:b w:val="false"/>
+                <w:u w:val="none"/>
+                <w:sz w:val="22"/>
+                <w:szCs w:val="22"/>
+                <w:color w:val="000000"/>
+              </w:rPr>
+              <w:t xml:space="preserve">0.707</w:t>
             </w:r>
           </w:p>
         </w:tc>
@@ -11220,113 +11220,113 @@
                 <w:szCs w:val="22"/>
                 <w:color w:val="000000"/>
               </w:rPr>
-              <w:t xml:space="preserve">0.37</w:t>
-            </w:r>
-          </w:p>
-        </w:tc>
-        <w:tc>
-          <w:tcPr>
-            <w:tcBorders>
-              <w:bottom w:val="none" w:sz="0" w:space="0" w:color="000000"/>
-              <w:top w:val="none" w:sz="0" w:space="0" w:color="000000"/>
-              <w:left w:val="none" w:sz="0" w:space="0" w:color="000000"/>
-              <w:right w:val="none" w:sz="0" w:space="0" w:color="000000"/>
-            </w:tcBorders>
-            <w:shd w:val="clear" w:color="auto" w:fill="FFFFFF"/>
-            <w:tcMar>
-              <w:top w:w="0" w:type="dxa"/>
-              <w:bottom w:w="0" w:type="dxa"/>
-              <w:left w:w="0" w:type="dxa"/>
-              <w:right w:w="0" w:type="dxa"/>
-            </w:tcMar>
-            <w:vAlign w:val="top"/>
-          </w:tcPr>
-          <w:p>
-            <w:pPr>
-              <w:pStyle w:val="Normal"/>
-              <w:jc w:val="center"/>
-              <w:pBdr>
-                <w:bottom w:val="none" w:sz="0" w:space="0" w:color="000000"/>
-                <w:top w:val="none" w:sz="0" w:space="0" w:color="000000"/>
-                <w:left w:val="none" w:sz="0" w:space="0" w:color="000000"/>
-                <w:right w:val="none" w:sz="0" w:space="0" w:color="000000"/>
-              </w:pBdr>
-              <w:spacing w:after="100" w:before="100" w:line="240"/>
-              <w:ind w:left="100" w:right="100" w:firstLine="0" w:firstLineChars="0"/>
-              <w:rPr>
-                <w:rFonts w:ascii="Helvetica" w:hAnsi="Helvetica" w:eastAsia="Helvetica" w:cs="Helvetica"/>
-                <w:i w:val="false"/>
-                <w:b w:val="false"/>
-                <w:u w:val="none"/>
-                <w:sz w:val="22"/>
-                <w:szCs w:val="22"/>
-                <w:color w:val="000000"/>
-              </w:rPr>
-            </w:pPr>
-            <w:r>
-              <w:rPr>
-                <w:rFonts w:ascii="Helvetica" w:hAnsi="Helvetica" w:eastAsia="Helvetica" w:cs="Helvetica"/>
-                <w:i w:val="false"/>
-                <w:b w:val="false"/>
-                <w:u w:val="none"/>
-                <w:sz w:val="22"/>
-                <w:szCs w:val="22"/>
-                <w:color w:val="000000"/>
-              </w:rPr>
-              <w:t xml:space="preserve">-2.5, 3.2</w:t>
-            </w:r>
-          </w:p>
-        </w:tc>
-        <w:tc>
-          <w:tcPr>
-            <w:tcBorders>
-              <w:bottom w:val="none" w:sz="0" w:space="0" w:color="000000"/>
-              <w:top w:val="none" w:sz="0" w:space="0" w:color="000000"/>
-              <w:left w:val="none" w:sz="0" w:space="0" w:color="000000"/>
-              <w:right w:val="none" w:sz="0" w:space="0" w:color="000000"/>
-            </w:tcBorders>
-            <w:shd w:val="clear" w:color="auto" w:fill="FFFFFF"/>
-            <w:tcMar>
-              <w:top w:w="0" w:type="dxa"/>
-              <w:bottom w:w="0" w:type="dxa"/>
-              <w:left w:w="0" w:type="dxa"/>
-              <w:right w:w="0" w:type="dxa"/>
-            </w:tcMar>
-            <w:vAlign w:val="top"/>
-          </w:tcPr>
-          <w:p>
-            <w:pPr>
-              <w:pStyle w:val="Normal"/>
-              <w:jc w:val="center"/>
-              <w:pBdr>
-                <w:bottom w:val="none" w:sz="0" w:space="0" w:color="000000"/>
-                <w:top w:val="none" w:sz="0" w:space="0" w:color="000000"/>
-                <w:left w:val="none" w:sz="0" w:space="0" w:color="000000"/>
-                <w:right w:val="none" w:sz="0" w:space="0" w:color="000000"/>
-              </w:pBdr>
-              <w:spacing w:after="100" w:before="100" w:line="240"/>
-              <w:ind w:left="100" w:right="100" w:firstLine="0" w:firstLineChars="0"/>
-              <w:rPr>
-                <w:rFonts w:ascii="Helvetica" w:hAnsi="Helvetica" w:eastAsia="Helvetica" w:cs="Helvetica"/>
-                <w:i w:val="false"/>
-                <w:b w:val="false"/>
-                <w:u w:val="none"/>
-                <w:sz w:val="22"/>
-                <w:szCs w:val="22"/>
-                <w:color w:val="000000"/>
-              </w:rPr>
-            </w:pPr>
-            <w:r>
-              <w:rPr>
-                <w:rFonts w:ascii="Helvetica" w:hAnsi="Helvetica" w:eastAsia="Helvetica" w:cs="Helvetica"/>
-                <w:i w:val="false"/>
-                <w:b w:val="false"/>
-                <w:u w:val="none"/>
-                <w:sz w:val="22"/>
-                <w:szCs w:val="22"/>
-                <w:color w:val="000000"/>
-              </w:rPr>
-              <w:t xml:space="preserve">0.801</w:t>
+              <w:t xml:space="preserve">0.49</w:t>
+            </w:r>
+          </w:p>
+        </w:tc>
+        <w:tc>
+          <w:tcPr>
+            <w:tcBorders>
+              <w:bottom w:val="none" w:sz="0" w:space="0" w:color="000000"/>
+              <w:top w:val="none" w:sz="0" w:space="0" w:color="000000"/>
+              <w:left w:val="none" w:sz="0" w:space="0" w:color="000000"/>
+              <w:right w:val="none" w:sz="0" w:space="0" w:color="000000"/>
+            </w:tcBorders>
+            <w:shd w:val="clear" w:color="auto" w:fill="FFFFFF"/>
+            <w:tcMar>
+              <w:top w:w="0" w:type="dxa"/>
+              <w:bottom w:w="0" w:type="dxa"/>
+              <w:left w:w="0" w:type="dxa"/>
+              <w:right w:w="0" w:type="dxa"/>
+            </w:tcMar>
+            <w:vAlign w:val="top"/>
+          </w:tcPr>
+          <w:p>
+            <w:pPr>
+              <w:pStyle w:val="Normal"/>
+              <w:jc w:val="center"/>
+              <w:pBdr>
+                <w:bottom w:val="none" w:sz="0" w:space="0" w:color="000000"/>
+                <w:top w:val="none" w:sz="0" w:space="0" w:color="000000"/>
+                <w:left w:val="none" w:sz="0" w:space="0" w:color="000000"/>
+                <w:right w:val="none" w:sz="0" w:space="0" w:color="000000"/>
+              </w:pBdr>
+              <w:spacing w:after="100" w:before="100" w:line="240"/>
+              <w:ind w:left="100" w:right="100" w:firstLine="0" w:firstLineChars="0"/>
+              <w:rPr>
+                <w:rFonts w:ascii="Helvetica" w:hAnsi="Helvetica" w:eastAsia="Helvetica" w:cs="Helvetica"/>
+                <w:i w:val="false"/>
+                <w:b w:val="false"/>
+                <w:u w:val="none"/>
+                <w:sz w:val="22"/>
+                <w:szCs w:val="22"/>
+                <w:color w:val="000000"/>
+              </w:rPr>
+            </w:pPr>
+            <w:r>
+              <w:rPr>
+                <w:rFonts w:ascii="Helvetica" w:hAnsi="Helvetica" w:eastAsia="Helvetica" w:cs="Helvetica"/>
+                <w:i w:val="false"/>
+                <w:b w:val="false"/>
+                <w:u w:val="none"/>
+                <w:sz w:val="22"/>
+                <w:szCs w:val="22"/>
+                <w:color w:val="000000"/>
+              </w:rPr>
+              <w:t xml:space="preserve">-2.3, 3.3</w:t>
+            </w:r>
+          </w:p>
+        </w:tc>
+        <w:tc>
+          <w:tcPr>
+            <w:tcBorders>
+              <w:bottom w:val="none" w:sz="0" w:space="0" w:color="000000"/>
+              <w:top w:val="none" w:sz="0" w:space="0" w:color="000000"/>
+              <w:left w:val="none" w:sz="0" w:space="0" w:color="000000"/>
+              <w:right w:val="none" w:sz="0" w:space="0" w:color="000000"/>
+            </w:tcBorders>
+            <w:shd w:val="clear" w:color="auto" w:fill="FFFFFF"/>
+            <w:tcMar>
+              <w:top w:w="0" w:type="dxa"/>
+              <w:bottom w:w="0" w:type="dxa"/>
+              <w:left w:w="0" w:type="dxa"/>
+              <w:right w:w="0" w:type="dxa"/>
+            </w:tcMar>
+            <w:vAlign w:val="top"/>
+          </w:tcPr>
+          <w:p>
+            <w:pPr>
+              <w:pStyle w:val="Normal"/>
+              <w:jc w:val="center"/>
+              <w:pBdr>
+                <w:bottom w:val="none" w:sz="0" w:space="0" w:color="000000"/>
+                <w:top w:val="none" w:sz="0" w:space="0" w:color="000000"/>
+                <w:left w:val="none" w:sz="0" w:space="0" w:color="000000"/>
+                <w:right w:val="none" w:sz="0" w:space="0" w:color="000000"/>
+              </w:pBdr>
+              <w:spacing w:after="100" w:before="100" w:line="240"/>
+              <w:ind w:left="100" w:right="100" w:firstLine="0" w:firstLineChars="0"/>
+              <w:rPr>
+                <w:rFonts w:ascii="Helvetica" w:hAnsi="Helvetica" w:eastAsia="Helvetica" w:cs="Helvetica"/>
+                <w:i w:val="false"/>
+                <w:b w:val="false"/>
+                <w:u w:val="none"/>
+                <w:sz w:val="22"/>
+                <w:szCs w:val="22"/>
+                <w:color w:val="000000"/>
+              </w:rPr>
+            </w:pPr>
+            <w:r>
+              <w:rPr>
+                <w:rFonts w:ascii="Helvetica" w:hAnsi="Helvetica" w:eastAsia="Helvetica" w:cs="Helvetica"/>
+                <w:i w:val="false"/>
+                <w:b w:val="false"/>
+                <w:u w:val="none"/>
+                <w:sz w:val="22"/>
+                <w:szCs w:val="22"/>
+                <w:color w:val="000000"/>
+              </w:rPr>
+              <w:t xml:space="preserve">0.735</w:t>
             </w:r>
           </w:p>
         </w:tc>
@@ -12669,60 +12669,60 @@
                 <w:szCs w:val="22"/>
                 <w:color w:val="000000"/>
               </w:rPr>
-              <w:t xml:space="preserve">-9.6</w:t>
-            </w:r>
-          </w:p>
-        </w:tc>
-        <w:tc>
-          <w:tcPr>
-            <w:tcBorders>
-              <w:bottom w:val="none" w:sz="0" w:space="0" w:color="000000"/>
-              <w:top w:val="none" w:sz="0" w:space="0" w:color="000000"/>
-              <w:left w:val="none" w:sz="0" w:space="0" w:color="000000"/>
-              <w:right w:val="none" w:sz="0" w:space="0" w:color="000000"/>
-            </w:tcBorders>
-            <w:shd w:val="clear" w:color="auto" w:fill="FFFFFF"/>
-            <w:tcMar>
-              <w:top w:w="0" w:type="dxa"/>
-              <w:bottom w:w="0" w:type="dxa"/>
-              <w:left w:w="0" w:type="dxa"/>
-              <w:right w:w="0" w:type="dxa"/>
-            </w:tcMar>
-            <w:vAlign w:val="top"/>
-          </w:tcPr>
-          <w:p>
-            <w:pPr>
-              <w:pStyle w:val="Normal"/>
-              <w:jc w:val="center"/>
-              <w:pBdr>
-                <w:bottom w:val="none" w:sz="0" w:space="0" w:color="000000"/>
-                <w:top w:val="none" w:sz="0" w:space="0" w:color="000000"/>
-                <w:left w:val="none" w:sz="0" w:space="0" w:color="000000"/>
-                <w:right w:val="none" w:sz="0" w:space="0" w:color="000000"/>
-              </w:pBdr>
-              <w:spacing w:after="100" w:before="100" w:line="240"/>
-              <w:ind w:left="100" w:right="100" w:firstLine="0" w:firstLineChars="0"/>
-              <w:rPr>
-                <w:rFonts w:ascii="Helvetica" w:hAnsi="Helvetica" w:eastAsia="Helvetica" w:cs="Helvetica"/>
-                <w:i w:val="false"/>
-                <w:b w:val="false"/>
-                <w:u w:val="none"/>
-                <w:sz w:val="22"/>
-                <w:szCs w:val="22"/>
-                <w:color w:val="000000"/>
-              </w:rPr>
-            </w:pPr>
-            <w:r>
-              <w:rPr>
-                <w:rFonts w:ascii="Helvetica" w:hAnsi="Helvetica" w:eastAsia="Helvetica" w:cs="Helvetica"/>
-                <w:i w:val="false"/>
-                <w:b w:val="false"/>
-                <w:u w:val="none"/>
-                <w:sz w:val="22"/>
-                <w:szCs w:val="22"/>
-                <w:color w:val="000000"/>
-              </w:rPr>
-              <w:t xml:space="preserve">-14, -5.5</w:t>
+              <w:t xml:space="preserve">-9.1</w:t>
+            </w:r>
+          </w:p>
+        </w:tc>
+        <w:tc>
+          <w:tcPr>
+            <w:tcBorders>
+              <w:bottom w:val="none" w:sz="0" w:space="0" w:color="000000"/>
+              <w:top w:val="none" w:sz="0" w:space="0" w:color="000000"/>
+              <w:left w:val="none" w:sz="0" w:space="0" w:color="000000"/>
+              <w:right w:val="none" w:sz="0" w:space="0" w:color="000000"/>
+            </w:tcBorders>
+            <w:shd w:val="clear" w:color="auto" w:fill="FFFFFF"/>
+            <w:tcMar>
+              <w:top w:w="0" w:type="dxa"/>
+              <w:bottom w:w="0" w:type="dxa"/>
+              <w:left w:w="0" w:type="dxa"/>
+              <w:right w:w="0" w:type="dxa"/>
+            </w:tcMar>
+            <w:vAlign w:val="top"/>
+          </w:tcPr>
+          <w:p>
+            <w:pPr>
+              <w:pStyle w:val="Normal"/>
+              <w:jc w:val="center"/>
+              <w:pBdr>
+                <w:bottom w:val="none" w:sz="0" w:space="0" w:color="000000"/>
+                <w:top w:val="none" w:sz="0" w:space="0" w:color="000000"/>
+                <w:left w:val="none" w:sz="0" w:space="0" w:color="000000"/>
+                <w:right w:val="none" w:sz="0" w:space="0" w:color="000000"/>
+              </w:pBdr>
+              <w:spacing w:after="100" w:before="100" w:line="240"/>
+              <w:ind w:left="100" w:right="100" w:firstLine="0" w:firstLineChars="0"/>
+              <w:rPr>
+                <w:rFonts w:ascii="Helvetica" w:hAnsi="Helvetica" w:eastAsia="Helvetica" w:cs="Helvetica"/>
+                <w:i w:val="false"/>
+                <w:b w:val="false"/>
+                <w:u w:val="none"/>
+                <w:sz w:val="22"/>
+                <w:szCs w:val="22"/>
+                <w:color w:val="000000"/>
+              </w:rPr>
+            </w:pPr>
+            <w:r>
+              <w:rPr>
+                <w:rFonts w:ascii="Helvetica" w:hAnsi="Helvetica" w:eastAsia="Helvetica" w:cs="Helvetica"/>
+                <w:i w:val="false"/>
+                <w:b w:val="false"/>
+                <w:u w:val="none"/>
+                <w:sz w:val="22"/>
+                <w:szCs w:val="22"/>
+                <w:color w:val="000000"/>
+              </w:rPr>
+              <w:t xml:space="preserve">-13, -5.0</w:t>
             </w:r>
           </w:p>
         </w:tc>
@@ -14118,113 +14118,113 @@
                 <w:szCs w:val="22"/>
                 <w:color w:val="000000"/>
               </w:rPr>
-              <w:t xml:space="preserve">-4.2</w:t>
-            </w:r>
-          </w:p>
-        </w:tc>
-        <w:tc>
-          <w:tcPr>
-            <w:tcBorders>
-              <w:bottom w:val="none" w:sz="0" w:space="0" w:color="000000"/>
-              <w:top w:val="none" w:sz="0" w:space="0" w:color="000000"/>
-              <w:left w:val="none" w:sz="0" w:space="0" w:color="000000"/>
-              <w:right w:val="none" w:sz="0" w:space="0" w:color="000000"/>
-            </w:tcBorders>
-            <w:shd w:val="clear" w:color="auto" w:fill="FFFFFF"/>
-            <w:tcMar>
-              <w:top w:w="0" w:type="dxa"/>
-              <w:bottom w:w="0" w:type="dxa"/>
-              <w:left w:w="0" w:type="dxa"/>
-              <w:right w:w="0" w:type="dxa"/>
-            </w:tcMar>
-            <w:vAlign w:val="top"/>
-          </w:tcPr>
-          <w:p>
-            <w:pPr>
-              <w:pStyle w:val="Normal"/>
-              <w:jc w:val="center"/>
-              <w:pBdr>
-                <w:bottom w:val="none" w:sz="0" w:space="0" w:color="000000"/>
-                <w:top w:val="none" w:sz="0" w:space="0" w:color="000000"/>
-                <w:left w:val="none" w:sz="0" w:space="0" w:color="000000"/>
-                <w:right w:val="none" w:sz="0" w:space="0" w:color="000000"/>
-              </w:pBdr>
-              <w:spacing w:after="100" w:before="100" w:line="240"/>
-              <w:ind w:left="100" w:right="100" w:firstLine="0" w:firstLineChars="0"/>
-              <w:rPr>
-                <w:rFonts w:ascii="Helvetica" w:hAnsi="Helvetica" w:eastAsia="Helvetica" w:cs="Helvetica"/>
-                <w:i w:val="false"/>
-                <w:b w:val="false"/>
-                <w:u w:val="none"/>
-                <w:sz w:val="22"/>
-                <w:szCs w:val="22"/>
-                <w:color w:val="000000"/>
-              </w:rPr>
-            </w:pPr>
-            <w:r>
-              <w:rPr>
-                <w:rFonts w:ascii="Helvetica" w:hAnsi="Helvetica" w:eastAsia="Helvetica" w:cs="Helvetica"/>
-                <w:i w:val="false"/>
-                <w:b w:val="false"/>
-                <w:u w:val="none"/>
-                <w:sz w:val="22"/>
-                <w:szCs w:val="22"/>
-                <w:color w:val="000000"/>
-              </w:rPr>
-              <w:t xml:space="preserve">-7.7, -0.77</w:t>
-            </w:r>
-          </w:p>
-        </w:tc>
-        <w:tc>
-          <w:tcPr>
-            <w:tcBorders>
-              <w:bottom w:val="none" w:sz="0" w:space="0" w:color="000000"/>
-              <w:top w:val="none" w:sz="0" w:space="0" w:color="000000"/>
-              <w:left w:val="none" w:sz="0" w:space="0" w:color="000000"/>
-              <w:right w:val="none" w:sz="0" w:space="0" w:color="000000"/>
-            </w:tcBorders>
-            <w:shd w:val="clear" w:color="auto" w:fill="FFFFFF"/>
-            <w:tcMar>
-              <w:top w:w="0" w:type="dxa"/>
-              <w:bottom w:w="0" w:type="dxa"/>
-              <w:left w:w="0" w:type="dxa"/>
-              <w:right w:w="0" w:type="dxa"/>
-            </w:tcMar>
-            <w:vAlign w:val="top"/>
-          </w:tcPr>
-          <w:p>
-            <w:pPr>
-              <w:pStyle w:val="Normal"/>
-              <w:jc w:val="center"/>
-              <w:pBdr>
-                <w:bottom w:val="none" w:sz="0" w:space="0" w:color="000000"/>
-                <w:top w:val="none" w:sz="0" w:space="0" w:color="000000"/>
-                <w:left w:val="none" w:sz="0" w:space="0" w:color="000000"/>
-                <w:right w:val="none" w:sz="0" w:space="0" w:color="000000"/>
-              </w:pBdr>
-              <w:spacing w:after="100" w:before="100" w:line="240"/>
-              <w:ind w:left="100" w:right="100" w:firstLine="0" w:firstLineChars="0"/>
-              <w:rPr>
-                <w:rFonts w:ascii="Helvetica" w:hAnsi="Helvetica" w:eastAsia="Helvetica" w:cs="Helvetica"/>
-                <w:i w:val="false"/>
-                <w:b w:val="false"/>
-                <w:u w:val="none"/>
-                <w:sz w:val="22"/>
-                <w:szCs w:val="22"/>
-                <w:color w:val="000000"/>
-              </w:rPr>
-            </w:pPr>
-            <w:r>
-              <w:rPr>
-                <w:rFonts w:ascii="Helvetica" w:hAnsi="Helvetica" w:eastAsia="Helvetica" w:cs="Helvetica"/>
-                <w:i w:val="false"/>
-                <w:b w:val="false"/>
-                <w:u w:val="none"/>
-                <w:sz w:val="22"/>
-                <w:szCs w:val="22"/>
-                <w:color w:val="000000"/>
-              </w:rPr>
-              <w:t xml:space="preserve">0.017</w:t>
+              <w:t xml:space="preserve">-4.0</w:t>
+            </w:r>
+          </w:p>
+        </w:tc>
+        <w:tc>
+          <w:tcPr>
+            <w:tcBorders>
+              <w:bottom w:val="none" w:sz="0" w:space="0" w:color="000000"/>
+              <w:top w:val="none" w:sz="0" w:space="0" w:color="000000"/>
+              <w:left w:val="none" w:sz="0" w:space="0" w:color="000000"/>
+              <w:right w:val="none" w:sz="0" w:space="0" w:color="000000"/>
+            </w:tcBorders>
+            <w:shd w:val="clear" w:color="auto" w:fill="FFFFFF"/>
+            <w:tcMar>
+              <w:top w:w="0" w:type="dxa"/>
+              <w:bottom w:w="0" w:type="dxa"/>
+              <w:left w:w="0" w:type="dxa"/>
+              <w:right w:w="0" w:type="dxa"/>
+            </w:tcMar>
+            <w:vAlign w:val="top"/>
+          </w:tcPr>
+          <w:p>
+            <w:pPr>
+              <w:pStyle w:val="Normal"/>
+              <w:jc w:val="center"/>
+              <w:pBdr>
+                <w:bottom w:val="none" w:sz="0" w:space="0" w:color="000000"/>
+                <w:top w:val="none" w:sz="0" w:space="0" w:color="000000"/>
+                <w:left w:val="none" w:sz="0" w:space="0" w:color="000000"/>
+                <w:right w:val="none" w:sz="0" w:space="0" w:color="000000"/>
+              </w:pBdr>
+              <w:spacing w:after="100" w:before="100" w:line="240"/>
+              <w:ind w:left="100" w:right="100" w:firstLine="0" w:firstLineChars="0"/>
+              <w:rPr>
+                <w:rFonts w:ascii="Helvetica" w:hAnsi="Helvetica" w:eastAsia="Helvetica" w:cs="Helvetica"/>
+                <w:i w:val="false"/>
+                <w:b w:val="false"/>
+                <w:u w:val="none"/>
+                <w:sz w:val="22"/>
+                <w:szCs w:val="22"/>
+                <w:color w:val="000000"/>
+              </w:rPr>
+            </w:pPr>
+            <w:r>
+              <w:rPr>
+                <w:rFonts w:ascii="Helvetica" w:hAnsi="Helvetica" w:eastAsia="Helvetica" w:cs="Helvetica"/>
+                <w:i w:val="false"/>
+                <w:b w:val="false"/>
+                <w:u w:val="none"/>
+                <w:sz w:val="22"/>
+                <w:szCs w:val="22"/>
+                <w:color w:val="000000"/>
+              </w:rPr>
+              <w:t xml:space="preserve">-7.5, -0.59</w:t>
+            </w:r>
+          </w:p>
+        </w:tc>
+        <w:tc>
+          <w:tcPr>
+            <w:tcBorders>
+              <w:bottom w:val="none" w:sz="0" w:space="0" w:color="000000"/>
+              <w:top w:val="none" w:sz="0" w:space="0" w:color="000000"/>
+              <w:left w:val="none" w:sz="0" w:space="0" w:color="000000"/>
+              <w:right w:val="none" w:sz="0" w:space="0" w:color="000000"/>
+            </w:tcBorders>
+            <w:shd w:val="clear" w:color="auto" w:fill="FFFFFF"/>
+            <w:tcMar>
+              <w:top w:w="0" w:type="dxa"/>
+              <w:bottom w:w="0" w:type="dxa"/>
+              <w:left w:w="0" w:type="dxa"/>
+              <w:right w:w="0" w:type="dxa"/>
+            </w:tcMar>
+            <w:vAlign w:val="top"/>
+          </w:tcPr>
+          <w:p>
+            <w:pPr>
+              <w:pStyle w:val="Normal"/>
+              <w:jc w:val="center"/>
+              <w:pBdr>
+                <w:bottom w:val="none" w:sz="0" w:space="0" w:color="000000"/>
+                <w:top w:val="none" w:sz="0" w:space="0" w:color="000000"/>
+                <w:left w:val="none" w:sz="0" w:space="0" w:color="000000"/>
+                <w:right w:val="none" w:sz="0" w:space="0" w:color="000000"/>
+              </w:pBdr>
+              <w:spacing w:after="100" w:before="100" w:line="240"/>
+              <w:ind w:left="100" w:right="100" w:firstLine="0" w:firstLineChars="0"/>
+              <w:rPr>
+                <w:rFonts w:ascii="Helvetica" w:hAnsi="Helvetica" w:eastAsia="Helvetica" w:cs="Helvetica"/>
+                <w:i w:val="false"/>
+                <w:b w:val="false"/>
+                <w:u w:val="none"/>
+                <w:sz w:val="22"/>
+                <w:szCs w:val="22"/>
+                <w:color w:val="000000"/>
+              </w:rPr>
+            </w:pPr>
+            <w:r>
+              <w:rPr>
+                <w:rFonts w:ascii="Helvetica" w:hAnsi="Helvetica" w:eastAsia="Helvetica" w:cs="Helvetica"/>
+                <w:i w:val="false"/>
+                <w:b w:val="false"/>
+                <w:u w:val="none"/>
+                <w:sz w:val="22"/>
+                <w:szCs w:val="22"/>
+                <w:color w:val="000000"/>
+              </w:rPr>
+              <w:t xml:space="preserve">0.022</w:t>
             </w:r>
           </w:p>
         </w:tc>
@@ -14601,113 +14601,113 @@
                 <w:szCs w:val="22"/>
                 <w:color w:val="000000"/>
               </w:rPr>
-              <w:t xml:space="preserve">-2.3</w:t>
-            </w:r>
-          </w:p>
-        </w:tc>
-        <w:tc>
-          <w:tcPr>
-            <w:tcBorders>
-              <w:bottom w:val="none" w:sz="0" w:space="0" w:color="000000"/>
-              <w:top w:val="none" w:sz="0" w:space="0" w:color="000000"/>
-              <w:left w:val="none" w:sz="0" w:space="0" w:color="000000"/>
-              <w:right w:val="none" w:sz="0" w:space="0" w:color="000000"/>
-            </w:tcBorders>
-            <w:shd w:val="clear" w:color="auto" w:fill="FFFFFF"/>
-            <w:tcMar>
-              <w:top w:w="0" w:type="dxa"/>
-              <w:bottom w:w="0" w:type="dxa"/>
-              <w:left w:w="0" w:type="dxa"/>
-              <w:right w:w="0" w:type="dxa"/>
-            </w:tcMar>
-            <w:vAlign w:val="top"/>
-          </w:tcPr>
-          <w:p>
-            <w:pPr>
-              <w:pStyle w:val="Normal"/>
-              <w:jc w:val="center"/>
-              <w:pBdr>
-                <w:bottom w:val="none" w:sz="0" w:space="0" w:color="000000"/>
-                <w:top w:val="none" w:sz="0" w:space="0" w:color="000000"/>
-                <w:left w:val="none" w:sz="0" w:space="0" w:color="000000"/>
-                <w:right w:val="none" w:sz="0" w:space="0" w:color="000000"/>
-              </w:pBdr>
-              <w:spacing w:after="100" w:before="100" w:line="240"/>
-              <w:ind w:left="100" w:right="100" w:firstLine="0" w:firstLineChars="0"/>
-              <w:rPr>
-                <w:rFonts w:ascii="Helvetica" w:hAnsi="Helvetica" w:eastAsia="Helvetica" w:cs="Helvetica"/>
-                <w:i w:val="false"/>
-                <w:b w:val="false"/>
-                <w:u w:val="none"/>
-                <w:sz w:val="22"/>
-                <w:szCs w:val="22"/>
-                <w:color w:val="000000"/>
-              </w:rPr>
-            </w:pPr>
-            <w:r>
-              <w:rPr>
-                <w:rFonts w:ascii="Helvetica" w:hAnsi="Helvetica" w:eastAsia="Helvetica" w:cs="Helvetica"/>
-                <w:i w:val="false"/>
-                <w:b w:val="false"/>
-                <w:u w:val="none"/>
-                <w:sz w:val="22"/>
-                <w:szCs w:val="22"/>
-                <w:color w:val="000000"/>
-              </w:rPr>
-              <w:t xml:space="preserve">-6.7, 2.2</w:t>
-            </w:r>
-          </w:p>
-        </w:tc>
-        <w:tc>
-          <w:tcPr>
-            <w:tcBorders>
-              <w:bottom w:val="none" w:sz="0" w:space="0" w:color="000000"/>
-              <w:top w:val="none" w:sz="0" w:space="0" w:color="000000"/>
-              <w:left w:val="none" w:sz="0" w:space="0" w:color="000000"/>
-              <w:right w:val="none" w:sz="0" w:space="0" w:color="000000"/>
-            </w:tcBorders>
-            <w:shd w:val="clear" w:color="auto" w:fill="FFFFFF"/>
-            <w:tcMar>
-              <w:top w:w="0" w:type="dxa"/>
-              <w:bottom w:w="0" w:type="dxa"/>
-              <w:left w:w="0" w:type="dxa"/>
-              <w:right w:w="0" w:type="dxa"/>
-            </w:tcMar>
-            <w:vAlign w:val="top"/>
-          </w:tcPr>
-          <w:p>
-            <w:pPr>
-              <w:pStyle w:val="Normal"/>
-              <w:jc w:val="center"/>
-              <w:pBdr>
-                <w:bottom w:val="none" w:sz="0" w:space="0" w:color="000000"/>
-                <w:top w:val="none" w:sz="0" w:space="0" w:color="000000"/>
-                <w:left w:val="none" w:sz="0" w:space="0" w:color="000000"/>
-                <w:right w:val="none" w:sz="0" w:space="0" w:color="000000"/>
-              </w:pBdr>
-              <w:spacing w:after="100" w:before="100" w:line="240"/>
-              <w:ind w:left="100" w:right="100" w:firstLine="0" w:firstLineChars="0"/>
-              <w:rPr>
-                <w:rFonts w:ascii="Helvetica" w:hAnsi="Helvetica" w:eastAsia="Helvetica" w:cs="Helvetica"/>
-                <w:i w:val="false"/>
-                <w:b w:val="false"/>
-                <w:u w:val="none"/>
-                <w:sz w:val="22"/>
-                <w:szCs w:val="22"/>
-                <w:color w:val="000000"/>
-              </w:rPr>
-            </w:pPr>
-            <w:r>
-              <w:rPr>
-                <w:rFonts w:ascii="Helvetica" w:hAnsi="Helvetica" w:eastAsia="Helvetica" w:cs="Helvetica"/>
-                <w:i w:val="false"/>
-                <w:b w:val="false"/>
-                <w:u w:val="none"/>
-                <w:sz w:val="22"/>
-                <w:szCs w:val="22"/>
-                <w:color w:val="000000"/>
-              </w:rPr>
-              <w:t xml:space="preserve">0.318</w:t>
+              <w:t xml:space="preserve">-2.1</w:t>
+            </w:r>
+          </w:p>
+        </w:tc>
+        <w:tc>
+          <w:tcPr>
+            <w:tcBorders>
+              <w:bottom w:val="none" w:sz="0" w:space="0" w:color="000000"/>
+              <w:top w:val="none" w:sz="0" w:space="0" w:color="000000"/>
+              <w:left w:val="none" w:sz="0" w:space="0" w:color="000000"/>
+              <w:right w:val="none" w:sz="0" w:space="0" w:color="000000"/>
+            </w:tcBorders>
+            <w:shd w:val="clear" w:color="auto" w:fill="FFFFFF"/>
+            <w:tcMar>
+              <w:top w:w="0" w:type="dxa"/>
+              <w:bottom w:w="0" w:type="dxa"/>
+              <w:left w:w="0" w:type="dxa"/>
+              <w:right w:w="0" w:type="dxa"/>
+            </w:tcMar>
+            <w:vAlign w:val="top"/>
+          </w:tcPr>
+          <w:p>
+            <w:pPr>
+              <w:pStyle w:val="Normal"/>
+              <w:jc w:val="center"/>
+              <w:pBdr>
+                <w:bottom w:val="none" w:sz="0" w:space="0" w:color="000000"/>
+                <w:top w:val="none" w:sz="0" w:space="0" w:color="000000"/>
+                <w:left w:val="none" w:sz="0" w:space="0" w:color="000000"/>
+                <w:right w:val="none" w:sz="0" w:space="0" w:color="000000"/>
+              </w:pBdr>
+              <w:spacing w:after="100" w:before="100" w:line="240"/>
+              <w:ind w:left="100" w:right="100" w:firstLine="0" w:firstLineChars="0"/>
+              <w:rPr>
+                <w:rFonts w:ascii="Helvetica" w:hAnsi="Helvetica" w:eastAsia="Helvetica" w:cs="Helvetica"/>
+                <w:i w:val="false"/>
+                <w:b w:val="false"/>
+                <w:u w:val="none"/>
+                <w:sz w:val="22"/>
+                <w:szCs w:val="22"/>
+                <w:color w:val="000000"/>
+              </w:rPr>
+            </w:pPr>
+            <w:r>
+              <w:rPr>
+                <w:rFonts w:ascii="Helvetica" w:hAnsi="Helvetica" w:eastAsia="Helvetica" w:cs="Helvetica"/>
+                <w:i w:val="false"/>
+                <w:b w:val="false"/>
+                <w:u w:val="none"/>
+                <w:sz w:val="22"/>
+                <w:szCs w:val="22"/>
+                <w:color w:val="000000"/>
+              </w:rPr>
+              <w:t xml:space="preserve">-6.5, 2.3</w:t>
+            </w:r>
+          </w:p>
+        </w:tc>
+        <w:tc>
+          <w:tcPr>
+            <w:tcBorders>
+              <w:bottom w:val="none" w:sz="0" w:space="0" w:color="000000"/>
+              <w:top w:val="none" w:sz="0" w:space="0" w:color="000000"/>
+              <w:left w:val="none" w:sz="0" w:space="0" w:color="000000"/>
+              <w:right w:val="none" w:sz="0" w:space="0" w:color="000000"/>
+            </w:tcBorders>
+            <w:shd w:val="clear" w:color="auto" w:fill="FFFFFF"/>
+            <w:tcMar>
+              <w:top w:w="0" w:type="dxa"/>
+              <w:bottom w:w="0" w:type="dxa"/>
+              <w:left w:w="0" w:type="dxa"/>
+              <w:right w:w="0" w:type="dxa"/>
+            </w:tcMar>
+            <w:vAlign w:val="top"/>
+          </w:tcPr>
+          <w:p>
+            <w:pPr>
+              <w:pStyle w:val="Normal"/>
+              <w:jc w:val="center"/>
+              <w:pBdr>
+                <w:bottom w:val="none" w:sz="0" w:space="0" w:color="000000"/>
+                <w:top w:val="none" w:sz="0" w:space="0" w:color="000000"/>
+                <w:left w:val="none" w:sz="0" w:space="0" w:color="000000"/>
+                <w:right w:val="none" w:sz="0" w:space="0" w:color="000000"/>
+              </w:pBdr>
+              <w:spacing w:after="100" w:before="100" w:line="240"/>
+              <w:ind w:left="100" w:right="100" w:firstLine="0" w:firstLineChars="0"/>
+              <w:rPr>
+                <w:rFonts w:ascii="Helvetica" w:hAnsi="Helvetica" w:eastAsia="Helvetica" w:cs="Helvetica"/>
+                <w:i w:val="false"/>
+                <w:b w:val="false"/>
+                <w:u w:val="none"/>
+                <w:sz w:val="22"/>
+                <w:szCs w:val="22"/>
+                <w:color w:val="000000"/>
+              </w:rPr>
+            </w:pPr>
+            <w:r>
+              <w:rPr>
+                <w:rFonts w:ascii="Helvetica" w:hAnsi="Helvetica" w:eastAsia="Helvetica" w:cs="Helvetica"/>
+                <w:i w:val="false"/>
+                <w:b w:val="false"/>
+                <w:u w:val="none"/>
+                <w:sz w:val="22"/>
+                <w:szCs w:val="22"/>
+                <w:color w:val="000000"/>
+              </w:rPr>
+              <w:t xml:space="preserve">0.356</w:t>
             </w:r>
           </w:p>
         </w:tc>
@@ -15137,60 +15137,60 @@
                 <w:szCs w:val="22"/>
                 <w:color w:val="000000"/>
               </w:rPr>
-              <w:t xml:space="preserve">-11, -0.89</w:t>
-            </w:r>
-          </w:p>
-        </w:tc>
-        <w:tc>
-          <w:tcPr>
-            <w:tcBorders>
-              <w:bottom w:val="none" w:sz="0" w:space="0" w:color="000000"/>
-              <w:top w:val="none" w:sz="0" w:space="0" w:color="000000"/>
-              <w:left w:val="none" w:sz="0" w:space="0" w:color="000000"/>
-              <w:right w:val="none" w:sz="0" w:space="0" w:color="000000"/>
-            </w:tcBorders>
-            <w:shd w:val="clear" w:color="auto" w:fill="FFFFFF"/>
-            <w:tcMar>
-              <w:top w:w="0" w:type="dxa"/>
-              <w:bottom w:w="0" w:type="dxa"/>
-              <w:left w:w="0" w:type="dxa"/>
-              <w:right w:w="0" w:type="dxa"/>
-            </w:tcMar>
-            <w:vAlign w:val="top"/>
-          </w:tcPr>
-          <w:p>
-            <w:pPr>
-              <w:pStyle w:val="Normal"/>
-              <w:jc w:val="center"/>
-              <w:pBdr>
-                <w:bottom w:val="none" w:sz="0" w:space="0" w:color="000000"/>
-                <w:top w:val="none" w:sz="0" w:space="0" w:color="000000"/>
-                <w:left w:val="none" w:sz="0" w:space="0" w:color="000000"/>
-                <w:right w:val="none" w:sz="0" w:space="0" w:color="000000"/>
-              </w:pBdr>
-              <w:spacing w:after="100" w:before="100" w:line="240"/>
-              <w:ind w:left="100" w:right="100" w:firstLine="0" w:firstLineChars="0"/>
-              <w:rPr>
-                <w:rFonts w:ascii="Helvetica" w:hAnsi="Helvetica" w:eastAsia="Helvetica" w:cs="Helvetica"/>
-                <w:i w:val="false"/>
-                <w:b w:val="false"/>
-                <w:u w:val="none"/>
-                <w:sz w:val="22"/>
-                <w:szCs w:val="22"/>
-                <w:color w:val="000000"/>
-              </w:rPr>
-            </w:pPr>
-            <w:r>
-              <w:rPr>
-                <w:rFonts w:ascii="Helvetica" w:hAnsi="Helvetica" w:eastAsia="Helvetica" w:cs="Helvetica"/>
-                <w:i w:val="false"/>
-                <w:b w:val="false"/>
-                <w:u w:val="none"/>
-                <w:sz w:val="22"/>
-                <w:szCs w:val="22"/>
-                <w:color w:val="000000"/>
-              </w:rPr>
-              <w:t xml:space="preserve">0.021</w:t>
+              <w:t xml:space="preserve">-11, -0.95</w:t>
+            </w:r>
+          </w:p>
+        </w:tc>
+        <w:tc>
+          <w:tcPr>
+            <w:tcBorders>
+              <w:bottom w:val="none" w:sz="0" w:space="0" w:color="000000"/>
+              <w:top w:val="none" w:sz="0" w:space="0" w:color="000000"/>
+              <w:left w:val="none" w:sz="0" w:space="0" w:color="000000"/>
+              <w:right w:val="none" w:sz="0" w:space="0" w:color="000000"/>
+            </w:tcBorders>
+            <w:shd w:val="clear" w:color="auto" w:fill="FFFFFF"/>
+            <w:tcMar>
+              <w:top w:w="0" w:type="dxa"/>
+              <w:bottom w:w="0" w:type="dxa"/>
+              <w:left w:w="0" w:type="dxa"/>
+              <w:right w:w="0" w:type="dxa"/>
+            </w:tcMar>
+            <w:vAlign w:val="top"/>
+          </w:tcPr>
+          <w:p>
+            <w:pPr>
+              <w:pStyle w:val="Normal"/>
+              <w:jc w:val="center"/>
+              <w:pBdr>
+                <w:bottom w:val="none" w:sz="0" w:space="0" w:color="000000"/>
+                <w:top w:val="none" w:sz="0" w:space="0" w:color="000000"/>
+                <w:left w:val="none" w:sz="0" w:space="0" w:color="000000"/>
+                <w:right w:val="none" w:sz="0" w:space="0" w:color="000000"/>
+              </w:pBdr>
+              <w:spacing w:after="100" w:before="100" w:line="240"/>
+              <w:ind w:left="100" w:right="100" w:firstLine="0" w:firstLineChars="0"/>
+              <w:rPr>
+                <w:rFonts w:ascii="Helvetica" w:hAnsi="Helvetica" w:eastAsia="Helvetica" w:cs="Helvetica"/>
+                <w:i w:val="false"/>
+                <w:b w:val="false"/>
+                <w:u w:val="none"/>
+                <w:sz w:val="22"/>
+                <w:szCs w:val="22"/>
+                <w:color w:val="000000"/>
+              </w:rPr>
+            </w:pPr>
+            <w:r>
+              <w:rPr>
+                <w:rFonts w:ascii="Helvetica" w:hAnsi="Helvetica" w:eastAsia="Helvetica" w:cs="Helvetica"/>
+                <w:i w:val="false"/>
+                <w:b w:val="false"/>
+                <w:u w:val="none"/>
+                <w:sz w:val="22"/>
+                <w:szCs w:val="22"/>
+                <w:color w:val="000000"/>
+              </w:rPr>
+              <w:t xml:space="preserve">0.020</w:t>
             </w:r>
           </w:p>
         </w:tc>
@@ -15567,7 +15567,7 @@
                 <w:szCs w:val="22"/>
                 <w:color w:val="000000"/>
               </w:rPr>
-              <w:t xml:space="preserve">-4.3</w:t>
+              <w:t xml:space="preserve">-4.2</w:t>
             </w:r>
           </w:p>
         </w:tc>
@@ -15673,7 +15673,7 @@
                 <w:szCs w:val="22"/>
                 <w:color w:val="000000"/>
               </w:rPr>
-              <w:t xml:space="preserve">0.151</w:t>
+              <w:t xml:space="preserve">0.156</w:t>
             </w:r>
           </w:p>
         </w:tc>
@@ -16050,113 +16050,113 @@
                 <w:szCs w:val="22"/>
                 <w:color w:val="000000"/>
               </w:rPr>
-              <w:t xml:space="preserve">2.7</w:t>
-            </w:r>
-          </w:p>
-        </w:tc>
-        <w:tc>
-          <w:tcPr>
-            <w:tcBorders>
-              <w:bottom w:val="none" w:sz="0" w:space="0" w:color="000000"/>
-              <w:top w:val="none" w:sz="0" w:space="0" w:color="000000"/>
-              <w:left w:val="none" w:sz="0" w:space="0" w:color="000000"/>
-              <w:right w:val="none" w:sz="0" w:space="0" w:color="000000"/>
-            </w:tcBorders>
-            <w:shd w:val="clear" w:color="auto" w:fill="FFFFFF"/>
-            <w:tcMar>
-              <w:top w:w="0" w:type="dxa"/>
-              <w:bottom w:w="0" w:type="dxa"/>
-              <w:left w:w="0" w:type="dxa"/>
-              <w:right w:w="0" w:type="dxa"/>
-            </w:tcMar>
-            <w:vAlign w:val="top"/>
-          </w:tcPr>
-          <w:p>
-            <w:pPr>
-              <w:pStyle w:val="Normal"/>
-              <w:jc w:val="center"/>
-              <w:pBdr>
-                <w:bottom w:val="none" w:sz="0" w:space="0" w:color="000000"/>
-                <w:top w:val="none" w:sz="0" w:space="0" w:color="000000"/>
-                <w:left w:val="none" w:sz="0" w:space="0" w:color="000000"/>
-                <w:right w:val="none" w:sz="0" w:space="0" w:color="000000"/>
-              </w:pBdr>
-              <w:spacing w:after="100" w:before="100" w:line="240"/>
-              <w:ind w:left="100" w:right="100" w:firstLine="0" w:firstLineChars="0"/>
-              <w:rPr>
-                <w:rFonts w:ascii="Helvetica" w:hAnsi="Helvetica" w:eastAsia="Helvetica" w:cs="Helvetica"/>
-                <w:i w:val="false"/>
-                <w:b w:val="false"/>
-                <w:u w:val="none"/>
-                <w:sz w:val="22"/>
-                <w:szCs w:val="22"/>
-                <w:color w:val="000000"/>
-              </w:rPr>
-            </w:pPr>
-            <w:r>
-              <w:rPr>
-                <w:rFonts w:ascii="Helvetica" w:hAnsi="Helvetica" w:eastAsia="Helvetica" w:cs="Helvetica"/>
-                <w:i w:val="false"/>
-                <w:b w:val="false"/>
-                <w:u w:val="none"/>
-                <w:sz w:val="22"/>
-                <w:szCs w:val="22"/>
-                <w:color w:val="000000"/>
-              </w:rPr>
-              <w:t xml:space="preserve">-0.96, 6.3</w:t>
-            </w:r>
-          </w:p>
-        </w:tc>
-        <w:tc>
-          <w:tcPr>
-            <w:tcBorders>
-              <w:bottom w:val="none" w:sz="0" w:space="0" w:color="000000"/>
-              <w:top w:val="none" w:sz="0" w:space="0" w:color="000000"/>
-              <w:left w:val="none" w:sz="0" w:space="0" w:color="000000"/>
-              <w:right w:val="none" w:sz="0" w:space="0" w:color="000000"/>
-            </w:tcBorders>
-            <w:shd w:val="clear" w:color="auto" w:fill="FFFFFF"/>
-            <w:tcMar>
-              <w:top w:w="0" w:type="dxa"/>
-              <w:bottom w:w="0" w:type="dxa"/>
-              <w:left w:w="0" w:type="dxa"/>
-              <w:right w:w="0" w:type="dxa"/>
-            </w:tcMar>
-            <w:vAlign w:val="top"/>
-          </w:tcPr>
-          <w:p>
-            <w:pPr>
-              <w:pStyle w:val="Normal"/>
-              <w:jc w:val="center"/>
-              <w:pBdr>
-                <w:bottom w:val="none" w:sz="0" w:space="0" w:color="000000"/>
-                <w:top w:val="none" w:sz="0" w:space="0" w:color="000000"/>
-                <w:left w:val="none" w:sz="0" w:space="0" w:color="000000"/>
-                <w:right w:val="none" w:sz="0" w:space="0" w:color="000000"/>
-              </w:pBdr>
-              <w:spacing w:after="100" w:before="100" w:line="240"/>
-              <w:ind w:left="100" w:right="100" w:firstLine="0" w:firstLineChars="0"/>
-              <w:rPr>
-                <w:rFonts w:ascii="Helvetica" w:hAnsi="Helvetica" w:eastAsia="Helvetica" w:cs="Helvetica"/>
-                <w:i w:val="false"/>
-                <w:b w:val="false"/>
-                <w:u w:val="none"/>
-                <w:sz w:val="22"/>
-                <w:szCs w:val="22"/>
-                <w:color w:val="000000"/>
-              </w:rPr>
-            </w:pPr>
-            <w:r>
-              <w:rPr>
-                <w:rFonts w:ascii="Helvetica" w:hAnsi="Helvetica" w:eastAsia="Helvetica" w:cs="Helvetica"/>
-                <w:i w:val="false"/>
-                <w:b w:val="false"/>
-                <w:u w:val="none"/>
-                <w:sz w:val="22"/>
-                <w:szCs w:val="22"/>
-                <w:color w:val="000000"/>
-              </w:rPr>
-              <w:t xml:space="preserve">0.149</w:t>
+              <w:t xml:space="preserve">2.9</w:t>
+            </w:r>
+          </w:p>
+        </w:tc>
+        <w:tc>
+          <w:tcPr>
+            <w:tcBorders>
+              <w:bottom w:val="none" w:sz="0" w:space="0" w:color="000000"/>
+              <w:top w:val="none" w:sz="0" w:space="0" w:color="000000"/>
+              <w:left w:val="none" w:sz="0" w:space="0" w:color="000000"/>
+              <w:right w:val="none" w:sz="0" w:space="0" w:color="000000"/>
+            </w:tcBorders>
+            <w:shd w:val="clear" w:color="auto" w:fill="FFFFFF"/>
+            <w:tcMar>
+              <w:top w:w="0" w:type="dxa"/>
+              <w:bottom w:w="0" w:type="dxa"/>
+              <w:left w:w="0" w:type="dxa"/>
+              <w:right w:w="0" w:type="dxa"/>
+            </w:tcMar>
+            <w:vAlign w:val="top"/>
+          </w:tcPr>
+          <w:p>
+            <w:pPr>
+              <w:pStyle w:val="Normal"/>
+              <w:jc w:val="center"/>
+              <w:pBdr>
+                <w:bottom w:val="none" w:sz="0" w:space="0" w:color="000000"/>
+                <w:top w:val="none" w:sz="0" w:space="0" w:color="000000"/>
+                <w:left w:val="none" w:sz="0" w:space="0" w:color="000000"/>
+                <w:right w:val="none" w:sz="0" w:space="0" w:color="000000"/>
+              </w:pBdr>
+              <w:spacing w:after="100" w:before="100" w:line="240"/>
+              <w:ind w:left="100" w:right="100" w:firstLine="0" w:firstLineChars="0"/>
+              <w:rPr>
+                <w:rFonts w:ascii="Helvetica" w:hAnsi="Helvetica" w:eastAsia="Helvetica" w:cs="Helvetica"/>
+                <w:i w:val="false"/>
+                <w:b w:val="false"/>
+                <w:u w:val="none"/>
+                <w:sz w:val="22"/>
+                <w:szCs w:val="22"/>
+                <w:color w:val="000000"/>
+              </w:rPr>
+            </w:pPr>
+            <w:r>
+              <w:rPr>
+                <w:rFonts w:ascii="Helvetica" w:hAnsi="Helvetica" w:eastAsia="Helvetica" w:cs="Helvetica"/>
+                <w:i w:val="false"/>
+                <w:b w:val="false"/>
+                <w:u w:val="none"/>
+                <w:sz w:val="22"/>
+                <w:szCs w:val="22"/>
+                <w:color w:val="000000"/>
+              </w:rPr>
+              <w:t xml:space="preserve">-0.65, 6.5</w:t>
+            </w:r>
+          </w:p>
+        </w:tc>
+        <w:tc>
+          <w:tcPr>
+            <w:tcBorders>
+              <w:bottom w:val="none" w:sz="0" w:space="0" w:color="000000"/>
+              <w:top w:val="none" w:sz="0" w:space="0" w:color="000000"/>
+              <w:left w:val="none" w:sz="0" w:space="0" w:color="000000"/>
+              <w:right w:val="none" w:sz="0" w:space="0" w:color="000000"/>
+            </w:tcBorders>
+            <w:shd w:val="clear" w:color="auto" w:fill="FFFFFF"/>
+            <w:tcMar>
+              <w:top w:w="0" w:type="dxa"/>
+              <w:bottom w:w="0" w:type="dxa"/>
+              <w:left w:w="0" w:type="dxa"/>
+              <w:right w:w="0" w:type="dxa"/>
+            </w:tcMar>
+            <w:vAlign w:val="top"/>
+          </w:tcPr>
+          <w:p>
+            <w:pPr>
+              <w:pStyle w:val="Normal"/>
+              <w:jc w:val="center"/>
+              <w:pBdr>
+                <w:bottom w:val="none" w:sz="0" w:space="0" w:color="000000"/>
+                <w:top w:val="none" w:sz="0" w:space="0" w:color="000000"/>
+                <w:left w:val="none" w:sz="0" w:space="0" w:color="000000"/>
+                <w:right w:val="none" w:sz="0" w:space="0" w:color="000000"/>
+              </w:pBdr>
+              <w:spacing w:after="100" w:before="100" w:line="240"/>
+              <w:ind w:left="100" w:right="100" w:firstLine="0" w:firstLineChars="0"/>
+              <w:rPr>
+                <w:rFonts w:ascii="Helvetica" w:hAnsi="Helvetica" w:eastAsia="Helvetica" w:cs="Helvetica"/>
+                <w:i w:val="false"/>
+                <w:b w:val="false"/>
+                <w:u w:val="none"/>
+                <w:sz w:val="22"/>
+                <w:szCs w:val="22"/>
+                <w:color w:val="000000"/>
+              </w:rPr>
+            </w:pPr>
+            <w:r>
+              <w:rPr>
+                <w:rFonts w:ascii="Helvetica" w:hAnsi="Helvetica" w:eastAsia="Helvetica" w:cs="Helvetica"/>
+                <w:i w:val="false"/>
+                <w:b w:val="false"/>
+                <w:u w:val="none"/>
+                <w:sz w:val="22"/>
+                <w:szCs w:val="22"/>
+                <w:color w:val="000000"/>
+              </w:rPr>
+              <w:t xml:space="preserve">0.109</w:t>
             </w:r>
           </w:p>
         </w:tc>
@@ -16533,113 +16533,113 @@
                 <w:szCs w:val="22"/>
                 <w:color w:val="000000"/>
               </w:rPr>
-              <w:t xml:space="preserve">-0.06</w:t>
-            </w:r>
-          </w:p>
-        </w:tc>
-        <w:tc>
-          <w:tcPr>
-            <w:tcBorders>
-              <w:bottom w:val="none" w:sz="0" w:space="0" w:color="000000"/>
-              <w:top w:val="none" w:sz="0" w:space="0" w:color="000000"/>
-              <w:left w:val="none" w:sz="0" w:space="0" w:color="000000"/>
-              <w:right w:val="none" w:sz="0" w:space="0" w:color="000000"/>
-            </w:tcBorders>
-            <w:shd w:val="clear" w:color="auto" w:fill="FFFFFF"/>
-            <w:tcMar>
-              <w:top w:w="0" w:type="dxa"/>
-              <w:bottom w:w="0" w:type="dxa"/>
-              <w:left w:w="0" w:type="dxa"/>
-              <w:right w:w="0" w:type="dxa"/>
-            </w:tcMar>
-            <w:vAlign w:val="top"/>
-          </w:tcPr>
-          <w:p>
-            <w:pPr>
-              <w:pStyle w:val="Normal"/>
-              <w:jc w:val="center"/>
-              <w:pBdr>
-                <w:bottom w:val="none" w:sz="0" w:space="0" w:color="000000"/>
-                <w:top w:val="none" w:sz="0" w:space="0" w:color="000000"/>
-                <w:left w:val="none" w:sz="0" w:space="0" w:color="000000"/>
-                <w:right w:val="none" w:sz="0" w:space="0" w:color="000000"/>
-              </w:pBdr>
-              <w:spacing w:after="100" w:before="100" w:line="240"/>
-              <w:ind w:left="100" w:right="100" w:firstLine="0" w:firstLineChars="0"/>
-              <w:rPr>
-                <w:rFonts w:ascii="Helvetica" w:hAnsi="Helvetica" w:eastAsia="Helvetica" w:cs="Helvetica"/>
-                <w:i w:val="false"/>
-                <w:b w:val="false"/>
-                <w:u w:val="none"/>
-                <w:sz w:val="22"/>
-                <w:szCs w:val="22"/>
-                <w:color w:val="000000"/>
-              </w:rPr>
-            </w:pPr>
-            <w:r>
-              <w:rPr>
-                <w:rFonts w:ascii="Helvetica" w:hAnsi="Helvetica" w:eastAsia="Helvetica" w:cs="Helvetica"/>
-                <w:i w:val="false"/>
-                <w:b w:val="false"/>
-                <w:u w:val="none"/>
-                <w:sz w:val="22"/>
-                <w:szCs w:val="22"/>
-                <w:color w:val="000000"/>
-              </w:rPr>
-              <w:t xml:space="preserve">-0.30, 0.17</w:t>
-            </w:r>
-          </w:p>
-        </w:tc>
-        <w:tc>
-          <w:tcPr>
-            <w:tcBorders>
-              <w:bottom w:val="none" w:sz="0" w:space="0" w:color="000000"/>
-              <w:top w:val="none" w:sz="0" w:space="0" w:color="000000"/>
-              <w:left w:val="none" w:sz="0" w:space="0" w:color="000000"/>
-              <w:right w:val="none" w:sz="0" w:space="0" w:color="000000"/>
-            </w:tcBorders>
-            <w:shd w:val="clear" w:color="auto" w:fill="FFFFFF"/>
-            <w:tcMar>
-              <w:top w:w="0" w:type="dxa"/>
-              <w:bottom w:w="0" w:type="dxa"/>
-              <w:left w:w="0" w:type="dxa"/>
-              <w:right w:w="0" w:type="dxa"/>
-            </w:tcMar>
-            <w:vAlign w:val="top"/>
-          </w:tcPr>
-          <w:p>
-            <w:pPr>
-              <w:pStyle w:val="Normal"/>
-              <w:jc w:val="center"/>
-              <w:pBdr>
-                <w:bottom w:val="none" w:sz="0" w:space="0" w:color="000000"/>
-                <w:top w:val="none" w:sz="0" w:space="0" w:color="000000"/>
-                <w:left w:val="none" w:sz="0" w:space="0" w:color="000000"/>
-                <w:right w:val="none" w:sz="0" w:space="0" w:color="000000"/>
-              </w:pBdr>
-              <w:spacing w:after="100" w:before="100" w:line="240"/>
-              <w:ind w:left="100" w:right="100" w:firstLine="0" w:firstLineChars="0"/>
-              <w:rPr>
-                <w:rFonts w:ascii="Helvetica" w:hAnsi="Helvetica" w:eastAsia="Helvetica" w:cs="Helvetica"/>
-                <w:i w:val="false"/>
-                <w:b w:val="false"/>
-                <w:u w:val="none"/>
-                <w:sz w:val="22"/>
-                <w:szCs w:val="22"/>
-                <w:color w:val="000000"/>
-              </w:rPr>
-            </w:pPr>
-            <w:r>
-              <w:rPr>
-                <w:rFonts w:ascii="Helvetica" w:hAnsi="Helvetica" w:eastAsia="Helvetica" w:cs="Helvetica"/>
-                <w:i w:val="false"/>
-                <w:b w:val="false"/>
-                <w:u w:val="none"/>
-                <w:sz w:val="22"/>
-                <w:szCs w:val="22"/>
-                <w:color w:val="000000"/>
-              </w:rPr>
-              <w:t xml:space="preserve">0.591</w:t>
+              <w:t xml:space="preserve">-0.07</w:t>
+            </w:r>
+          </w:p>
+        </w:tc>
+        <w:tc>
+          <w:tcPr>
+            <w:tcBorders>
+              <w:bottom w:val="none" w:sz="0" w:space="0" w:color="000000"/>
+              <w:top w:val="none" w:sz="0" w:space="0" w:color="000000"/>
+              <w:left w:val="none" w:sz="0" w:space="0" w:color="000000"/>
+              <w:right w:val="none" w:sz="0" w:space="0" w:color="000000"/>
+            </w:tcBorders>
+            <w:shd w:val="clear" w:color="auto" w:fill="FFFFFF"/>
+            <w:tcMar>
+              <w:top w:w="0" w:type="dxa"/>
+              <w:bottom w:w="0" w:type="dxa"/>
+              <w:left w:w="0" w:type="dxa"/>
+              <w:right w:w="0" w:type="dxa"/>
+            </w:tcMar>
+            <w:vAlign w:val="top"/>
+          </w:tcPr>
+          <w:p>
+            <w:pPr>
+              <w:pStyle w:val="Normal"/>
+              <w:jc w:val="center"/>
+              <w:pBdr>
+                <w:bottom w:val="none" w:sz="0" w:space="0" w:color="000000"/>
+                <w:top w:val="none" w:sz="0" w:space="0" w:color="000000"/>
+                <w:left w:val="none" w:sz="0" w:space="0" w:color="000000"/>
+                <w:right w:val="none" w:sz="0" w:space="0" w:color="000000"/>
+              </w:pBdr>
+              <w:spacing w:after="100" w:before="100" w:line="240"/>
+              <w:ind w:left="100" w:right="100" w:firstLine="0" w:firstLineChars="0"/>
+              <w:rPr>
+                <w:rFonts w:ascii="Helvetica" w:hAnsi="Helvetica" w:eastAsia="Helvetica" w:cs="Helvetica"/>
+                <w:i w:val="false"/>
+                <w:b w:val="false"/>
+                <w:u w:val="none"/>
+                <w:sz w:val="22"/>
+                <w:szCs w:val="22"/>
+                <w:color w:val="000000"/>
+              </w:rPr>
+            </w:pPr>
+            <w:r>
+              <w:rPr>
+                <w:rFonts w:ascii="Helvetica" w:hAnsi="Helvetica" w:eastAsia="Helvetica" w:cs="Helvetica"/>
+                <w:i w:val="false"/>
+                <w:b w:val="false"/>
+                <w:u w:val="none"/>
+                <w:sz w:val="22"/>
+                <w:szCs w:val="22"/>
+                <w:color w:val="000000"/>
+              </w:rPr>
+              <w:t xml:space="preserve">-0.29, 0.16</w:t>
+            </w:r>
+          </w:p>
+        </w:tc>
+        <w:tc>
+          <w:tcPr>
+            <w:tcBorders>
+              <w:bottom w:val="none" w:sz="0" w:space="0" w:color="000000"/>
+              <w:top w:val="none" w:sz="0" w:space="0" w:color="000000"/>
+              <w:left w:val="none" w:sz="0" w:space="0" w:color="000000"/>
+              <w:right w:val="none" w:sz="0" w:space="0" w:color="000000"/>
+            </w:tcBorders>
+            <w:shd w:val="clear" w:color="auto" w:fill="FFFFFF"/>
+            <w:tcMar>
+              <w:top w:w="0" w:type="dxa"/>
+              <w:bottom w:w="0" w:type="dxa"/>
+              <w:left w:w="0" w:type="dxa"/>
+              <w:right w:w="0" w:type="dxa"/>
+            </w:tcMar>
+            <w:vAlign w:val="top"/>
+          </w:tcPr>
+          <w:p>
+            <w:pPr>
+              <w:pStyle w:val="Normal"/>
+              <w:jc w:val="center"/>
+              <w:pBdr>
+                <w:bottom w:val="none" w:sz="0" w:space="0" w:color="000000"/>
+                <w:top w:val="none" w:sz="0" w:space="0" w:color="000000"/>
+                <w:left w:val="none" w:sz="0" w:space="0" w:color="000000"/>
+                <w:right w:val="none" w:sz="0" w:space="0" w:color="000000"/>
+              </w:pBdr>
+              <w:spacing w:after="100" w:before="100" w:line="240"/>
+              <w:ind w:left="100" w:right="100" w:firstLine="0" w:firstLineChars="0"/>
+              <w:rPr>
+                <w:rFonts w:ascii="Helvetica" w:hAnsi="Helvetica" w:eastAsia="Helvetica" w:cs="Helvetica"/>
+                <w:i w:val="false"/>
+                <w:b w:val="false"/>
+                <w:u w:val="none"/>
+                <w:sz w:val="22"/>
+                <w:szCs w:val="22"/>
+                <w:color w:val="000000"/>
+              </w:rPr>
+            </w:pPr>
+            <w:r>
+              <w:rPr>
+                <w:rFonts w:ascii="Helvetica" w:hAnsi="Helvetica" w:eastAsia="Helvetica" w:cs="Helvetica"/>
+                <w:i w:val="false"/>
+                <w:b w:val="false"/>
+                <w:u w:val="none"/>
+                <w:sz w:val="22"/>
+                <w:szCs w:val="22"/>
+                <w:color w:val="000000"/>
+              </w:rPr>
+              <w:t xml:space="preserve">0.572</w:t>
             </w:r>
           </w:p>
         </w:tc>
@@ -17016,113 +17016,113 @@
                 <w:szCs w:val="22"/>
                 <w:color w:val="000000"/>
               </w:rPr>
-              <w:t xml:space="preserve">1.0</w:t>
-            </w:r>
-          </w:p>
-        </w:tc>
-        <w:tc>
-          <w:tcPr>
-            <w:tcBorders>
-              <w:bottom w:val="none" w:sz="0" w:space="0" w:color="000000"/>
-              <w:top w:val="none" w:sz="0" w:space="0" w:color="000000"/>
-              <w:left w:val="none" w:sz="0" w:space="0" w:color="000000"/>
-              <w:right w:val="none" w:sz="0" w:space="0" w:color="000000"/>
-            </w:tcBorders>
-            <w:shd w:val="clear" w:color="auto" w:fill="FFFFFF"/>
-            <w:tcMar>
-              <w:top w:w="0" w:type="dxa"/>
-              <w:bottom w:w="0" w:type="dxa"/>
-              <w:left w:w="0" w:type="dxa"/>
-              <w:right w:w="0" w:type="dxa"/>
-            </w:tcMar>
-            <w:vAlign w:val="top"/>
-          </w:tcPr>
-          <w:p>
-            <w:pPr>
-              <w:pStyle w:val="Normal"/>
-              <w:jc w:val="center"/>
-              <w:pBdr>
-                <w:bottom w:val="none" w:sz="0" w:space="0" w:color="000000"/>
-                <w:top w:val="none" w:sz="0" w:space="0" w:color="000000"/>
-                <w:left w:val="none" w:sz="0" w:space="0" w:color="000000"/>
-                <w:right w:val="none" w:sz="0" w:space="0" w:color="000000"/>
-              </w:pBdr>
-              <w:spacing w:after="100" w:before="100" w:line="240"/>
-              <w:ind w:left="100" w:right="100" w:firstLine="0" w:firstLineChars="0"/>
-              <w:rPr>
-                <w:rFonts w:ascii="Helvetica" w:hAnsi="Helvetica" w:eastAsia="Helvetica" w:cs="Helvetica"/>
-                <w:i w:val="false"/>
-                <w:b w:val="false"/>
-                <w:u w:val="none"/>
-                <w:sz w:val="22"/>
-                <w:szCs w:val="22"/>
-                <w:color w:val="000000"/>
-              </w:rPr>
-            </w:pPr>
-            <w:r>
-              <w:rPr>
-                <w:rFonts w:ascii="Helvetica" w:hAnsi="Helvetica" w:eastAsia="Helvetica" w:cs="Helvetica"/>
-                <w:i w:val="false"/>
-                <w:b w:val="false"/>
-                <w:u w:val="none"/>
-                <w:sz w:val="22"/>
-                <w:szCs w:val="22"/>
-                <w:color w:val="000000"/>
-              </w:rPr>
-              <w:t xml:space="preserve">-1.9, 3.9</w:t>
-            </w:r>
-          </w:p>
-        </w:tc>
-        <w:tc>
-          <w:tcPr>
-            <w:tcBorders>
-              <w:bottom w:val="none" w:sz="0" w:space="0" w:color="000000"/>
-              <w:top w:val="none" w:sz="0" w:space="0" w:color="000000"/>
-              <w:left w:val="none" w:sz="0" w:space="0" w:color="000000"/>
-              <w:right w:val="none" w:sz="0" w:space="0" w:color="000000"/>
-            </w:tcBorders>
-            <w:shd w:val="clear" w:color="auto" w:fill="FFFFFF"/>
-            <w:tcMar>
-              <w:top w:w="0" w:type="dxa"/>
-              <w:bottom w:w="0" w:type="dxa"/>
-              <w:left w:w="0" w:type="dxa"/>
-              <w:right w:w="0" w:type="dxa"/>
-            </w:tcMar>
-            <w:vAlign w:val="top"/>
-          </w:tcPr>
-          <w:p>
-            <w:pPr>
-              <w:pStyle w:val="Normal"/>
-              <w:jc w:val="center"/>
-              <w:pBdr>
-                <w:bottom w:val="none" w:sz="0" w:space="0" w:color="000000"/>
-                <w:top w:val="none" w:sz="0" w:space="0" w:color="000000"/>
-                <w:left w:val="none" w:sz="0" w:space="0" w:color="000000"/>
-                <w:right w:val="none" w:sz="0" w:space="0" w:color="000000"/>
-              </w:pBdr>
-              <w:spacing w:after="100" w:before="100" w:line="240"/>
-              <w:ind w:left="100" w:right="100" w:firstLine="0" w:firstLineChars="0"/>
-              <w:rPr>
-                <w:rFonts w:ascii="Helvetica" w:hAnsi="Helvetica" w:eastAsia="Helvetica" w:cs="Helvetica"/>
-                <w:i w:val="false"/>
-                <w:b w:val="false"/>
-                <w:u w:val="none"/>
-                <w:sz w:val="22"/>
-                <w:szCs w:val="22"/>
-                <w:color w:val="000000"/>
-              </w:rPr>
-            </w:pPr>
-            <w:r>
-              <w:rPr>
-                <w:rFonts w:ascii="Helvetica" w:hAnsi="Helvetica" w:eastAsia="Helvetica" w:cs="Helvetica"/>
-                <w:i w:val="false"/>
-                <w:b w:val="false"/>
-                <w:u w:val="none"/>
-                <w:sz w:val="22"/>
-                <w:szCs w:val="22"/>
-                <w:color w:val="000000"/>
-              </w:rPr>
-              <w:t xml:space="preserve">0.497</w:t>
+              <w:t xml:space="preserve">1.1</w:t>
+            </w:r>
+          </w:p>
+        </w:tc>
+        <w:tc>
+          <w:tcPr>
+            <w:tcBorders>
+              <w:bottom w:val="none" w:sz="0" w:space="0" w:color="000000"/>
+              <w:top w:val="none" w:sz="0" w:space="0" w:color="000000"/>
+              <w:left w:val="none" w:sz="0" w:space="0" w:color="000000"/>
+              <w:right w:val="none" w:sz="0" w:space="0" w:color="000000"/>
+            </w:tcBorders>
+            <w:shd w:val="clear" w:color="auto" w:fill="FFFFFF"/>
+            <w:tcMar>
+              <w:top w:w="0" w:type="dxa"/>
+              <w:bottom w:w="0" w:type="dxa"/>
+              <w:left w:w="0" w:type="dxa"/>
+              <w:right w:w="0" w:type="dxa"/>
+            </w:tcMar>
+            <w:vAlign w:val="top"/>
+          </w:tcPr>
+          <w:p>
+            <w:pPr>
+              <w:pStyle w:val="Normal"/>
+              <w:jc w:val="center"/>
+              <w:pBdr>
+                <w:bottom w:val="none" w:sz="0" w:space="0" w:color="000000"/>
+                <w:top w:val="none" w:sz="0" w:space="0" w:color="000000"/>
+                <w:left w:val="none" w:sz="0" w:space="0" w:color="000000"/>
+                <w:right w:val="none" w:sz="0" w:space="0" w:color="000000"/>
+              </w:pBdr>
+              <w:spacing w:after="100" w:before="100" w:line="240"/>
+              <w:ind w:left="100" w:right="100" w:firstLine="0" w:firstLineChars="0"/>
+              <w:rPr>
+                <w:rFonts w:ascii="Helvetica" w:hAnsi="Helvetica" w:eastAsia="Helvetica" w:cs="Helvetica"/>
+                <w:i w:val="false"/>
+                <w:b w:val="false"/>
+                <w:u w:val="none"/>
+                <w:sz w:val="22"/>
+                <w:szCs w:val="22"/>
+                <w:color w:val="000000"/>
+              </w:rPr>
+            </w:pPr>
+            <w:r>
+              <w:rPr>
+                <w:rFonts w:ascii="Helvetica" w:hAnsi="Helvetica" w:eastAsia="Helvetica" w:cs="Helvetica"/>
+                <w:i w:val="false"/>
+                <w:b w:val="false"/>
+                <w:u w:val="none"/>
+                <w:sz w:val="22"/>
+                <w:szCs w:val="22"/>
+                <w:color w:val="000000"/>
+              </w:rPr>
+              <w:t xml:space="preserve">-1.8, 4.0</w:t>
+            </w:r>
+          </w:p>
+        </w:tc>
+        <w:tc>
+          <w:tcPr>
+            <w:tcBorders>
+              <w:bottom w:val="none" w:sz="0" w:space="0" w:color="000000"/>
+              <w:top w:val="none" w:sz="0" w:space="0" w:color="000000"/>
+              <w:left w:val="none" w:sz="0" w:space="0" w:color="000000"/>
+              <w:right w:val="none" w:sz="0" w:space="0" w:color="000000"/>
+            </w:tcBorders>
+            <w:shd w:val="clear" w:color="auto" w:fill="FFFFFF"/>
+            <w:tcMar>
+              <w:top w:w="0" w:type="dxa"/>
+              <w:bottom w:w="0" w:type="dxa"/>
+              <w:left w:w="0" w:type="dxa"/>
+              <w:right w:w="0" w:type="dxa"/>
+            </w:tcMar>
+            <w:vAlign w:val="top"/>
+          </w:tcPr>
+          <w:p>
+            <w:pPr>
+              <w:pStyle w:val="Normal"/>
+              <w:jc w:val="center"/>
+              <w:pBdr>
+                <w:bottom w:val="none" w:sz="0" w:space="0" w:color="000000"/>
+                <w:top w:val="none" w:sz="0" w:space="0" w:color="000000"/>
+                <w:left w:val="none" w:sz="0" w:space="0" w:color="000000"/>
+                <w:right w:val="none" w:sz="0" w:space="0" w:color="000000"/>
+              </w:pBdr>
+              <w:spacing w:after="100" w:before="100" w:line="240"/>
+              <w:ind w:left="100" w:right="100" w:firstLine="0" w:firstLineChars="0"/>
+              <w:rPr>
+                <w:rFonts w:ascii="Helvetica" w:hAnsi="Helvetica" w:eastAsia="Helvetica" w:cs="Helvetica"/>
+                <w:i w:val="false"/>
+                <w:b w:val="false"/>
+                <w:u w:val="none"/>
+                <w:sz w:val="22"/>
+                <w:szCs w:val="22"/>
+                <w:color w:val="000000"/>
+              </w:rPr>
+            </w:pPr>
+            <w:r>
+              <w:rPr>
+                <w:rFonts w:ascii="Helvetica" w:hAnsi="Helvetica" w:eastAsia="Helvetica" w:cs="Helvetica"/>
+                <w:i w:val="false"/>
+                <w:b w:val="false"/>
+                <w:u w:val="none"/>
+                <w:sz w:val="22"/>
+                <w:szCs w:val="22"/>
+                <w:color w:val="000000"/>
+              </w:rPr>
+              <w:t xml:space="preserve">0.443</w:t>
             </w:r>
           </w:p>
         </w:tc>
@@ -17499,113 +17499,113 @@
                 <w:szCs w:val="22"/>
                 <w:color w:val="000000"/>
               </w:rPr>
-              <w:t xml:space="preserve">1.5</w:t>
-            </w:r>
-          </w:p>
-        </w:tc>
-        <w:tc>
-          <w:tcPr>
-            <w:tcBorders>
-              <w:bottom w:val="none" w:sz="0" w:space="0" w:color="000000"/>
-              <w:top w:val="none" w:sz="0" w:space="0" w:color="000000"/>
-              <w:left w:val="none" w:sz="0" w:space="0" w:color="000000"/>
-              <w:right w:val="none" w:sz="0" w:space="0" w:color="000000"/>
-            </w:tcBorders>
-            <w:shd w:val="clear" w:color="auto" w:fill="FFFFFF"/>
-            <w:tcMar>
-              <w:top w:w="0" w:type="dxa"/>
-              <w:bottom w:w="0" w:type="dxa"/>
-              <w:left w:w="0" w:type="dxa"/>
-              <w:right w:w="0" w:type="dxa"/>
-            </w:tcMar>
-            <w:vAlign w:val="top"/>
-          </w:tcPr>
-          <w:p>
-            <w:pPr>
-              <w:pStyle w:val="Normal"/>
-              <w:jc w:val="center"/>
-              <w:pBdr>
-                <w:bottom w:val="none" w:sz="0" w:space="0" w:color="000000"/>
-                <w:top w:val="none" w:sz="0" w:space="0" w:color="000000"/>
-                <w:left w:val="none" w:sz="0" w:space="0" w:color="000000"/>
-                <w:right w:val="none" w:sz="0" w:space="0" w:color="000000"/>
-              </w:pBdr>
-              <w:spacing w:after="100" w:before="100" w:line="240"/>
-              <w:ind w:left="100" w:right="100" w:firstLine="0" w:firstLineChars="0"/>
-              <w:rPr>
-                <w:rFonts w:ascii="Helvetica" w:hAnsi="Helvetica" w:eastAsia="Helvetica" w:cs="Helvetica"/>
-                <w:i w:val="false"/>
-                <w:b w:val="false"/>
-                <w:u w:val="none"/>
-                <w:sz w:val="22"/>
-                <w:szCs w:val="22"/>
-                <w:color w:val="000000"/>
-              </w:rPr>
-            </w:pPr>
-            <w:r>
-              <w:rPr>
-                <w:rFonts w:ascii="Helvetica" w:hAnsi="Helvetica" w:eastAsia="Helvetica" w:cs="Helvetica"/>
-                <w:i w:val="false"/>
-                <w:b w:val="false"/>
-                <w:u w:val="none"/>
-                <w:sz w:val="22"/>
-                <w:szCs w:val="22"/>
-                <w:color w:val="000000"/>
-              </w:rPr>
-              <w:t xml:space="preserve">-2.0, 5.0</w:t>
-            </w:r>
-          </w:p>
-        </w:tc>
-        <w:tc>
-          <w:tcPr>
-            <w:tcBorders>
-              <w:bottom w:val="none" w:sz="0" w:space="0" w:color="000000"/>
-              <w:top w:val="none" w:sz="0" w:space="0" w:color="000000"/>
-              <w:left w:val="none" w:sz="0" w:space="0" w:color="000000"/>
-              <w:right w:val="none" w:sz="0" w:space="0" w:color="000000"/>
-            </w:tcBorders>
-            <w:shd w:val="clear" w:color="auto" w:fill="FFFFFF"/>
-            <w:tcMar>
-              <w:top w:w="0" w:type="dxa"/>
-              <w:bottom w:w="0" w:type="dxa"/>
-              <w:left w:w="0" w:type="dxa"/>
-              <w:right w:w="0" w:type="dxa"/>
-            </w:tcMar>
-            <w:vAlign w:val="top"/>
-          </w:tcPr>
-          <w:p>
-            <w:pPr>
-              <w:pStyle w:val="Normal"/>
-              <w:jc w:val="center"/>
-              <w:pBdr>
-                <w:bottom w:val="none" w:sz="0" w:space="0" w:color="000000"/>
-                <w:top w:val="none" w:sz="0" w:space="0" w:color="000000"/>
-                <w:left w:val="none" w:sz="0" w:space="0" w:color="000000"/>
-                <w:right w:val="none" w:sz="0" w:space="0" w:color="000000"/>
-              </w:pBdr>
-              <w:spacing w:after="100" w:before="100" w:line="240"/>
-              <w:ind w:left="100" w:right="100" w:firstLine="0" w:firstLineChars="0"/>
-              <w:rPr>
-                <w:rFonts w:ascii="Helvetica" w:hAnsi="Helvetica" w:eastAsia="Helvetica" w:cs="Helvetica"/>
-                <w:i w:val="false"/>
-                <w:b w:val="false"/>
-                <w:u w:val="none"/>
-                <w:sz w:val="22"/>
-                <w:szCs w:val="22"/>
-                <w:color w:val="000000"/>
-              </w:rPr>
-            </w:pPr>
-            <w:r>
-              <w:rPr>
-                <w:rFonts w:ascii="Helvetica" w:hAnsi="Helvetica" w:eastAsia="Helvetica" w:cs="Helvetica"/>
-                <w:i w:val="false"/>
-                <w:b w:val="false"/>
-                <w:u w:val="none"/>
-                <w:sz w:val="22"/>
-                <w:szCs w:val="22"/>
-                <w:color w:val="000000"/>
-              </w:rPr>
-              <w:t xml:space="preserve">0.403</w:t>
+              <w:t xml:space="preserve">0.99</w:t>
+            </w:r>
+          </w:p>
+        </w:tc>
+        <w:tc>
+          <w:tcPr>
+            <w:tcBorders>
+              <w:bottom w:val="none" w:sz="0" w:space="0" w:color="000000"/>
+              <w:top w:val="none" w:sz="0" w:space="0" w:color="000000"/>
+              <w:left w:val="none" w:sz="0" w:space="0" w:color="000000"/>
+              <w:right w:val="none" w:sz="0" w:space="0" w:color="000000"/>
+            </w:tcBorders>
+            <w:shd w:val="clear" w:color="auto" w:fill="FFFFFF"/>
+            <w:tcMar>
+              <w:top w:w="0" w:type="dxa"/>
+              <w:bottom w:w="0" w:type="dxa"/>
+              <w:left w:w="0" w:type="dxa"/>
+              <w:right w:w="0" w:type="dxa"/>
+            </w:tcMar>
+            <w:vAlign w:val="top"/>
+          </w:tcPr>
+          <w:p>
+            <w:pPr>
+              <w:pStyle w:val="Normal"/>
+              <w:jc w:val="center"/>
+              <w:pBdr>
+                <w:bottom w:val="none" w:sz="0" w:space="0" w:color="000000"/>
+                <w:top w:val="none" w:sz="0" w:space="0" w:color="000000"/>
+                <w:left w:val="none" w:sz="0" w:space="0" w:color="000000"/>
+                <w:right w:val="none" w:sz="0" w:space="0" w:color="000000"/>
+              </w:pBdr>
+              <w:spacing w:after="100" w:before="100" w:line="240"/>
+              <w:ind w:left="100" w:right="100" w:firstLine="0" w:firstLineChars="0"/>
+              <w:rPr>
+                <w:rFonts w:ascii="Helvetica" w:hAnsi="Helvetica" w:eastAsia="Helvetica" w:cs="Helvetica"/>
+                <w:i w:val="false"/>
+                <w:b w:val="false"/>
+                <w:u w:val="none"/>
+                <w:sz w:val="22"/>
+                <w:szCs w:val="22"/>
+                <w:color w:val="000000"/>
+              </w:rPr>
+            </w:pPr>
+            <w:r>
+              <w:rPr>
+                <w:rFonts w:ascii="Helvetica" w:hAnsi="Helvetica" w:eastAsia="Helvetica" w:cs="Helvetica"/>
+                <w:i w:val="false"/>
+                <w:b w:val="false"/>
+                <w:u w:val="none"/>
+                <w:sz w:val="22"/>
+                <w:szCs w:val="22"/>
+                <w:color w:val="000000"/>
+              </w:rPr>
+              <w:t xml:space="preserve">-2.5, 4.4</w:t>
+            </w:r>
+          </w:p>
+        </w:tc>
+        <w:tc>
+          <w:tcPr>
+            <w:tcBorders>
+              <w:bottom w:val="none" w:sz="0" w:space="0" w:color="000000"/>
+              <w:top w:val="none" w:sz="0" w:space="0" w:color="000000"/>
+              <w:left w:val="none" w:sz="0" w:space="0" w:color="000000"/>
+              <w:right w:val="none" w:sz="0" w:space="0" w:color="000000"/>
+            </w:tcBorders>
+            <w:shd w:val="clear" w:color="auto" w:fill="FFFFFF"/>
+            <w:tcMar>
+              <w:top w:w="0" w:type="dxa"/>
+              <w:bottom w:w="0" w:type="dxa"/>
+              <w:left w:w="0" w:type="dxa"/>
+              <w:right w:w="0" w:type="dxa"/>
+            </w:tcMar>
+            <w:vAlign w:val="top"/>
+          </w:tcPr>
+          <w:p>
+            <w:pPr>
+              <w:pStyle w:val="Normal"/>
+              <w:jc w:val="center"/>
+              <w:pBdr>
+                <w:bottom w:val="none" w:sz="0" w:space="0" w:color="000000"/>
+                <w:top w:val="none" w:sz="0" w:space="0" w:color="000000"/>
+                <w:left w:val="none" w:sz="0" w:space="0" w:color="000000"/>
+                <w:right w:val="none" w:sz="0" w:space="0" w:color="000000"/>
+              </w:pBdr>
+              <w:spacing w:after="100" w:before="100" w:line="240"/>
+              <w:ind w:left="100" w:right="100" w:firstLine="0" w:firstLineChars="0"/>
+              <w:rPr>
+                <w:rFonts w:ascii="Helvetica" w:hAnsi="Helvetica" w:eastAsia="Helvetica" w:cs="Helvetica"/>
+                <w:i w:val="false"/>
+                <w:b w:val="false"/>
+                <w:u w:val="none"/>
+                <w:sz w:val="22"/>
+                <w:szCs w:val="22"/>
+                <w:color w:val="000000"/>
+              </w:rPr>
+            </w:pPr>
+            <w:r>
+              <w:rPr>
+                <w:rFonts w:ascii="Helvetica" w:hAnsi="Helvetica" w:eastAsia="Helvetica" w:cs="Helvetica"/>
+                <w:i w:val="false"/>
+                <w:b w:val="false"/>
+                <w:u w:val="none"/>
+                <w:sz w:val="22"/>
+                <w:szCs w:val="22"/>
+                <w:color w:val="000000"/>
+              </w:rPr>
+              <w:t xml:space="preserve">0.572</w:t>
             </w:r>
           </w:p>
         </w:tc>
@@ -17664,7 +17664,7 @@
                 <w:szCs w:val="22"/>
                 <w:color w:val="000000"/>
               </w:rPr>
-              <w:t xml:space="preserve">ckd_epi_gfr_cre_cys</w:t>
+              <w:t xml:space="preserve">baseline_cre_egfr</w:t>
             </w:r>
           </w:p>
         </w:tc>
@@ -17770,7 +17770,7 @@
                 <w:szCs w:val="22"/>
                 <w:color w:val="000000"/>
               </w:rPr>
-              <w:t xml:space="preserve">-0.07</w:t>
+              <w:t xml:space="preserve">-0.17</w:t>
             </w:r>
           </w:p>
         </w:tc>
@@ -17823,7 +17823,7 @@
                 <w:szCs w:val="22"/>
                 <w:color w:val="000000"/>
               </w:rPr>
-              <w:t xml:space="preserve">-0.13, -0.01</w:t>
+              <w:t xml:space="preserve">-0.24, -0.10</w:t>
             </w:r>
           </w:p>
         </w:tc>
@@ -17876,7 +17876,7 @@
                 <w:szCs w:val="22"/>
                 <w:color w:val="000000"/>
               </w:rPr>
-              <w:t xml:space="preserve">0.019</w:t>
+              <w:t xml:space="preserve">&lt;0.001</w:t>
             </w:r>
           </w:p>
         </w:tc>
@@ -17982,7 +17982,7 @@
                 <w:szCs w:val="22"/>
                 <w:color w:val="000000"/>
               </w:rPr>
-              <w:t xml:space="preserve">-0.17</w:t>
+              <w:t xml:space="preserve">-0.22</w:t>
             </w:r>
           </w:p>
         </w:tc>
@@ -18035,7 +18035,7 @@
                 <w:szCs w:val="22"/>
                 <w:color w:val="000000"/>
               </w:rPr>
-              <w:t xml:space="preserve">-0.25, -0.10</w:t>
+              <w:t xml:space="preserve">-0.30, -0.14</w:t>
             </w:r>
           </w:p>
         </w:tc>
